--- a/Tables/Updated/VBT_Predictive_Factors_Table5_part2.docx
+++ b/Tables/Updated/VBT_Predictive_Factors_Table5_part2.docx
@@ -609,7 +609,7 @@
                 <w:szCs w:val="18"/>
                 <w:color w:val="000000"/>
               </w:rPr>
-              <w:t xml:space="preserve">259</w:t>
+              <w:t xml:space="preserve">273</w:t>
             </w:r>
           </w:p>
         </w:tc>
@@ -662,7 +662,7 @@
                 <w:szCs w:val="18"/>
                 <w:color w:val="000000"/>
               </w:rPr>
-              <w:t xml:space="preserve">123</w:t>
+              <w:t xml:space="preserve">121</w:t>
             </w:r>
           </w:p>
         </w:tc>
@@ -715,7 +715,7 @@
                 <w:szCs w:val="18"/>
                 <w:color w:val="000000"/>
               </w:rPr>
-              <w:t xml:space="preserve">61</w:t>
+              <w:t xml:space="preserve">63</w:t>
             </w:r>
           </w:p>
         </w:tc>
@@ -1039,7 +1039,7 @@
                 <w:szCs w:val="18"/>
                 <w:color w:val="000000"/>
               </w:rPr>
-              <w:t xml:space="preserve">22.50 [14.00, 33.25]</w:t>
+              <w:t xml:space="preserve">22.00 [14.00, 33.00]</w:t>
             </w:r>
           </w:p>
         </w:tc>
@@ -1145,60 +1145,60 @@
                 <w:szCs w:val="18"/>
                 <w:color w:val="000000"/>
               </w:rPr>
-              <w:t xml:space="preserve">21.00 [15.00, 36.00]</w:t>
-            </w:r>
-          </w:p>
-        </w:tc>
-        <w:tc>
-          <w:tcPr>
-            <w:tcBorders>
-              <w:bottom w:val="single" w:sz="6" w:space="0" w:color="666666"/>
-              <w:top w:val="single" w:sz="6" w:space="0" w:color="666666"/>
-              <w:left w:val="none" w:sz="0" w:space="0" w:color="000000"/>
-              <w:right w:val="none" w:sz="0" w:space="0" w:color="000000"/>
-            </w:tcBorders>
-            <w:shd w:val="clear" w:color="auto" w:fill="FFFFFF"/>
-            <w:tcMar>
-              <w:top w:w="0" w:type="dxa"/>
-              <w:bottom w:w="0" w:type="dxa"/>
-              <w:left w:w="0" w:type="dxa"/>
-              <w:right w:w="0" w:type="dxa"/>
-            </w:tcMar>
-            <w:vAlign w:val="center"/>
-          </w:tcPr>
-          <w:p>
-            <w:pPr>
-              <w:pStyle w:val="Normal"/>
-              <w:jc w:val="left"/>
-              <w:pBdr>
-                <w:bottom w:val="none" w:sz="0" w:space="0" w:color="000000"/>
-                <w:top w:val="none" w:sz="0" w:space="0" w:color="000000"/>
-                <w:left w:val="none" w:sz="0" w:space="0" w:color="000000"/>
-                <w:right w:val="none" w:sz="0" w:space="0" w:color="000000"/>
-              </w:pBdr>
-              <w:spacing w:after="100" w:before="100" w:line="240"/>
-              <w:ind w:left="100" w:right="100" w:firstLine="0" w:firstLineChars="0"/>
-              <w:rPr>
-                <w:rFonts w:ascii="Arial" w:hAnsi="Arial" w:eastAsia="Arial" w:cs="Arial"/>
-                <w:i w:val="false"/>
-                <w:b w:val="false"/>
-                <w:u w:val="none"/>
-                <w:sz w:val="18"/>
-                <w:szCs w:val="18"/>
-                <w:color w:val="000000"/>
-              </w:rPr>
-            </w:pPr>
-            <w:r>
-              <w:rPr>
-                <w:rFonts w:ascii="Arial" w:hAnsi="Arial" w:eastAsia="Arial" w:cs="Arial"/>
-                <w:i w:val="false"/>
-                <w:b w:val="false"/>
-                <w:u w:val="none"/>
-                <w:sz w:val="18"/>
-                <w:szCs w:val="18"/>
-                <w:color w:val="000000"/>
-              </w:rPr>
-              <w:t xml:space="preserve">0.061</w:t>
+              <w:t xml:space="preserve">21.00 [14.00, 35.50]</w:t>
+            </w:r>
+          </w:p>
+        </w:tc>
+        <w:tc>
+          <w:tcPr>
+            <w:tcBorders>
+              <w:bottom w:val="single" w:sz="6" w:space="0" w:color="666666"/>
+              <w:top w:val="single" w:sz="6" w:space="0" w:color="666666"/>
+              <w:left w:val="none" w:sz="0" w:space="0" w:color="000000"/>
+              <w:right w:val="none" w:sz="0" w:space="0" w:color="000000"/>
+            </w:tcBorders>
+            <w:shd w:val="clear" w:color="auto" w:fill="FFFFFF"/>
+            <w:tcMar>
+              <w:top w:w="0" w:type="dxa"/>
+              <w:bottom w:w="0" w:type="dxa"/>
+              <w:left w:w="0" w:type="dxa"/>
+              <w:right w:w="0" w:type="dxa"/>
+            </w:tcMar>
+            <w:vAlign w:val="center"/>
+          </w:tcPr>
+          <w:p>
+            <w:pPr>
+              <w:pStyle w:val="Normal"/>
+              <w:jc w:val="left"/>
+              <w:pBdr>
+                <w:bottom w:val="none" w:sz="0" w:space="0" w:color="000000"/>
+                <w:top w:val="none" w:sz="0" w:space="0" w:color="000000"/>
+                <w:left w:val="none" w:sz="0" w:space="0" w:color="000000"/>
+                <w:right w:val="none" w:sz="0" w:space="0" w:color="000000"/>
+              </w:pBdr>
+              <w:spacing w:after="100" w:before="100" w:line="240"/>
+              <w:ind w:left="100" w:right="100" w:firstLine="0" w:firstLineChars="0"/>
+              <w:rPr>
+                <w:rFonts w:ascii="Arial" w:hAnsi="Arial" w:eastAsia="Arial" w:cs="Arial"/>
+                <w:i w:val="false"/>
+                <w:b w:val="false"/>
+                <w:u w:val="none"/>
+                <w:sz w:val="18"/>
+                <w:szCs w:val="18"/>
+                <w:color w:val="000000"/>
+              </w:rPr>
+            </w:pPr>
+            <w:r>
+              <w:rPr>
+                <w:rFonts w:ascii="Arial" w:hAnsi="Arial" w:eastAsia="Arial" w:cs="Arial"/>
+                <w:i w:val="false"/>
+                <w:b w:val="false"/>
+                <w:u w:val="none"/>
+                <w:sz w:val="18"/>
+                <w:szCs w:val="18"/>
+                <w:color w:val="000000"/>
+              </w:rPr>
+              <w:t xml:space="preserve">0.116</w:t>
             </w:r>
           </w:p>
         </w:tc>
@@ -1304,7 +1304,7 @@
                 <w:szCs w:val="18"/>
                 <w:color w:val="000000"/>
               </w:rPr>
-              <w:t xml:space="preserve">0.021</w:t>
+              <w:t xml:space="preserve">0.041</w:t>
             </w:r>
           </w:p>
         </w:tc>
@@ -1469,166 +1469,166 @@
                 <w:szCs w:val="18"/>
                 <w:color w:val="000000"/>
               </w:rPr>
-              <w:t xml:space="preserve">43.00 [33.00, 55.00]</w:t>
-            </w:r>
-          </w:p>
-        </w:tc>
-        <w:tc>
-          <w:tcPr>
-            <w:tcBorders>
-              <w:bottom w:val="single" w:sz="6" w:space="0" w:color="666666"/>
-              <w:top w:val="single" w:sz="6" w:space="0" w:color="666666"/>
-              <w:left w:val="none" w:sz="0" w:space="0" w:color="000000"/>
-              <w:right w:val="none" w:sz="0" w:space="0" w:color="000000"/>
-            </w:tcBorders>
-            <w:shd w:val="clear" w:color="auto" w:fill="FFFFFF"/>
-            <w:tcMar>
-              <w:top w:w="0" w:type="dxa"/>
-              <w:bottom w:w="0" w:type="dxa"/>
-              <w:left w:w="0" w:type="dxa"/>
-              <w:right w:w="0" w:type="dxa"/>
-            </w:tcMar>
-            <w:vAlign w:val="center"/>
-          </w:tcPr>
-          <w:p>
-            <w:pPr>
-              <w:pStyle w:val="Normal"/>
-              <w:jc w:val="left"/>
-              <w:pBdr>
-                <w:bottom w:val="none" w:sz="0" w:space="0" w:color="000000"/>
-                <w:top w:val="none" w:sz="0" w:space="0" w:color="000000"/>
-                <w:left w:val="none" w:sz="0" w:space="0" w:color="000000"/>
-                <w:right w:val="none" w:sz="0" w:space="0" w:color="000000"/>
-              </w:pBdr>
-              <w:spacing w:after="100" w:before="100" w:line="240"/>
-              <w:ind w:left="100" w:right="100" w:firstLine="0" w:firstLineChars="0"/>
-              <w:rPr>
-                <w:rFonts w:ascii="Arial" w:hAnsi="Arial" w:eastAsia="Arial" w:cs="Arial"/>
-                <w:i w:val="false"/>
-                <w:b w:val="false"/>
-                <w:u w:val="none"/>
-                <w:sz w:val="18"/>
-                <w:szCs w:val="18"/>
-                <w:color w:val="000000"/>
-              </w:rPr>
-            </w:pPr>
-            <w:r>
-              <w:rPr>
-                <w:rFonts w:ascii="Arial" w:hAnsi="Arial" w:eastAsia="Arial" w:cs="Arial"/>
-                <w:i w:val="false"/>
-                <w:b w:val="false"/>
-                <w:u w:val="none"/>
-                <w:sz w:val="18"/>
-                <w:szCs w:val="18"/>
-                <w:color w:val="000000"/>
-              </w:rPr>
-              <w:t xml:space="preserve">42.50 [31.25, 53.75]</w:t>
-            </w:r>
-          </w:p>
-        </w:tc>
-        <w:tc>
-          <w:tcPr>
-            <w:tcBorders>
-              <w:bottom w:val="single" w:sz="6" w:space="0" w:color="666666"/>
-              <w:top w:val="single" w:sz="6" w:space="0" w:color="666666"/>
-              <w:left w:val="none" w:sz="0" w:space="0" w:color="000000"/>
-              <w:right w:val="none" w:sz="0" w:space="0" w:color="000000"/>
-            </w:tcBorders>
-            <w:shd w:val="clear" w:color="auto" w:fill="FFFFFF"/>
-            <w:tcMar>
-              <w:top w:w="0" w:type="dxa"/>
-              <w:bottom w:w="0" w:type="dxa"/>
-              <w:left w:w="0" w:type="dxa"/>
-              <w:right w:w="0" w:type="dxa"/>
-            </w:tcMar>
-            <w:vAlign w:val="center"/>
-          </w:tcPr>
-          <w:p>
-            <w:pPr>
-              <w:pStyle w:val="Normal"/>
-              <w:jc w:val="left"/>
-              <w:pBdr>
-                <w:bottom w:val="none" w:sz="0" w:space="0" w:color="000000"/>
-                <w:top w:val="none" w:sz="0" w:space="0" w:color="000000"/>
-                <w:left w:val="none" w:sz="0" w:space="0" w:color="000000"/>
-                <w:right w:val="none" w:sz="0" w:space="0" w:color="000000"/>
-              </w:pBdr>
-              <w:spacing w:after="100" w:before="100" w:line="240"/>
-              <w:ind w:left="100" w:right="100" w:firstLine="0" w:firstLineChars="0"/>
-              <w:rPr>
-                <w:rFonts w:ascii="Arial" w:hAnsi="Arial" w:eastAsia="Arial" w:cs="Arial"/>
-                <w:i w:val="false"/>
-                <w:b w:val="false"/>
-                <w:u w:val="none"/>
-                <w:sz w:val="18"/>
-                <w:szCs w:val="18"/>
-                <w:color w:val="000000"/>
-              </w:rPr>
-            </w:pPr>
-            <w:r>
-              <w:rPr>
-                <w:rFonts w:ascii="Arial" w:hAnsi="Arial" w:eastAsia="Arial" w:cs="Arial"/>
-                <w:i w:val="false"/>
-                <w:b w:val="false"/>
-                <w:u w:val="none"/>
-                <w:sz w:val="18"/>
-                <w:szCs w:val="18"/>
-                <w:color w:val="000000"/>
-              </w:rPr>
-              <w:t xml:space="preserve">50.00 [35.00, 63.50]</w:t>
-            </w:r>
-          </w:p>
-        </w:tc>
-        <w:tc>
-          <w:tcPr>
-            <w:tcBorders>
-              <w:bottom w:val="single" w:sz="6" w:space="0" w:color="666666"/>
-              <w:top w:val="single" w:sz="6" w:space="0" w:color="666666"/>
-              <w:left w:val="none" w:sz="0" w:space="0" w:color="000000"/>
-              <w:right w:val="none" w:sz="0" w:space="0" w:color="000000"/>
-            </w:tcBorders>
-            <w:shd w:val="clear" w:color="auto" w:fill="FFFFFF"/>
-            <w:tcMar>
-              <w:top w:w="0" w:type="dxa"/>
-              <w:bottom w:w="0" w:type="dxa"/>
-              <w:left w:w="0" w:type="dxa"/>
-              <w:right w:w="0" w:type="dxa"/>
-            </w:tcMar>
-            <w:vAlign w:val="center"/>
-          </w:tcPr>
-          <w:p>
-            <w:pPr>
-              <w:pStyle w:val="Normal"/>
-              <w:jc w:val="left"/>
-              <w:pBdr>
-                <w:bottom w:val="none" w:sz="0" w:space="0" w:color="000000"/>
-                <w:top w:val="none" w:sz="0" w:space="0" w:color="000000"/>
-                <w:left w:val="none" w:sz="0" w:space="0" w:color="000000"/>
-                <w:right w:val="none" w:sz="0" w:space="0" w:color="000000"/>
-              </w:pBdr>
-              <w:spacing w:after="100" w:before="100" w:line="240"/>
-              <w:ind w:left="100" w:right="100" w:firstLine="0" w:firstLineChars="0"/>
-              <w:rPr>
-                <w:rFonts w:ascii="Arial" w:hAnsi="Arial" w:eastAsia="Arial" w:cs="Arial"/>
-                <w:i w:val="false"/>
-                <w:b w:val="false"/>
-                <w:u w:val="none"/>
-                <w:sz w:val="18"/>
-                <w:szCs w:val="18"/>
-                <w:color w:val="000000"/>
-              </w:rPr>
-            </w:pPr>
-            <w:r>
-              <w:rPr>
-                <w:rFonts w:ascii="Arial" w:hAnsi="Arial" w:eastAsia="Arial" w:cs="Arial"/>
-                <w:i w:val="false"/>
-                <w:b w:val="false"/>
-                <w:u w:val="none"/>
-                <w:sz w:val="18"/>
-                <w:szCs w:val="18"/>
-                <w:color w:val="000000"/>
-              </w:rPr>
-              <w:t xml:space="preserve">0.132</w:t>
+              <w:t xml:space="preserve">43.00 [33.00, 54.75]</w:t>
+            </w:r>
+          </w:p>
+        </w:tc>
+        <w:tc>
+          <w:tcPr>
+            <w:tcBorders>
+              <w:bottom w:val="single" w:sz="6" w:space="0" w:color="666666"/>
+              <w:top w:val="single" w:sz="6" w:space="0" w:color="666666"/>
+              <w:left w:val="none" w:sz="0" w:space="0" w:color="000000"/>
+              <w:right w:val="none" w:sz="0" w:space="0" w:color="000000"/>
+            </w:tcBorders>
+            <w:shd w:val="clear" w:color="auto" w:fill="FFFFFF"/>
+            <w:tcMar>
+              <w:top w:w="0" w:type="dxa"/>
+              <w:bottom w:w="0" w:type="dxa"/>
+              <w:left w:w="0" w:type="dxa"/>
+              <w:right w:w="0" w:type="dxa"/>
+            </w:tcMar>
+            <w:vAlign w:val="center"/>
+          </w:tcPr>
+          <w:p>
+            <w:pPr>
+              <w:pStyle w:val="Normal"/>
+              <w:jc w:val="left"/>
+              <w:pBdr>
+                <w:bottom w:val="none" w:sz="0" w:space="0" w:color="000000"/>
+                <w:top w:val="none" w:sz="0" w:space="0" w:color="000000"/>
+                <w:left w:val="none" w:sz="0" w:space="0" w:color="000000"/>
+                <w:right w:val="none" w:sz="0" w:space="0" w:color="000000"/>
+              </w:pBdr>
+              <w:spacing w:after="100" w:before="100" w:line="240"/>
+              <w:ind w:left="100" w:right="100" w:firstLine="0" w:firstLineChars="0"/>
+              <w:rPr>
+                <w:rFonts w:ascii="Arial" w:hAnsi="Arial" w:eastAsia="Arial" w:cs="Arial"/>
+                <w:i w:val="false"/>
+                <w:b w:val="false"/>
+                <w:u w:val="none"/>
+                <w:sz w:val="18"/>
+                <w:szCs w:val="18"/>
+                <w:color w:val="000000"/>
+              </w:rPr>
+            </w:pPr>
+            <w:r>
+              <w:rPr>
+                <w:rFonts w:ascii="Arial" w:hAnsi="Arial" w:eastAsia="Arial" w:cs="Arial"/>
+                <w:i w:val="false"/>
+                <w:b w:val="false"/>
+                <w:u w:val="none"/>
+                <w:sz w:val="18"/>
+                <w:szCs w:val="18"/>
+                <w:color w:val="000000"/>
+              </w:rPr>
+              <w:t xml:space="preserve">44.00 [34.00, 54.00]</w:t>
+            </w:r>
+          </w:p>
+        </w:tc>
+        <w:tc>
+          <w:tcPr>
+            <w:tcBorders>
+              <w:bottom w:val="single" w:sz="6" w:space="0" w:color="666666"/>
+              <w:top w:val="single" w:sz="6" w:space="0" w:color="666666"/>
+              <w:left w:val="none" w:sz="0" w:space="0" w:color="000000"/>
+              <w:right w:val="none" w:sz="0" w:space="0" w:color="000000"/>
+            </w:tcBorders>
+            <w:shd w:val="clear" w:color="auto" w:fill="FFFFFF"/>
+            <w:tcMar>
+              <w:top w:w="0" w:type="dxa"/>
+              <w:bottom w:w="0" w:type="dxa"/>
+              <w:left w:w="0" w:type="dxa"/>
+              <w:right w:w="0" w:type="dxa"/>
+            </w:tcMar>
+            <w:vAlign w:val="center"/>
+          </w:tcPr>
+          <w:p>
+            <w:pPr>
+              <w:pStyle w:val="Normal"/>
+              <w:jc w:val="left"/>
+              <w:pBdr>
+                <w:bottom w:val="none" w:sz="0" w:space="0" w:color="000000"/>
+                <w:top w:val="none" w:sz="0" w:space="0" w:color="000000"/>
+                <w:left w:val="none" w:sz="0" w:space="0" w:color="000000"/>
+                <w:right w:val="none" w:sz="0" w:space="0" w:color="000000"/>
+              </w:pBdr>
+              <w:spacing w:after="100" w:before="100" w:line="240"/>
+              <w:ind w:left="100" w:right="100" w:firstLine="0" w:firstLineChars="0"/>
+              <w:rPr>
+                <w:rFonts w:ascii="Arial" w:hAnsi="Arial" w:eastAsia="Arial" w:cs="Arial"/>
+                <w:i w:val="false"/>
+                <w:b w:val="false"/>
+                <w:u w:val="none"/>
+                <w:sz w:val="18"/>
+                <w:szCs w:val="18"/>
+                <w:color w:val="000000"/>
+              </w:rPr>
+            </w:pPr>
+            <w:r>
+              <w:rPr>
+                <w:rFonts w:ascii="Arial" w:hAnsi="Arial" w:eastAsia="Arial" w:cs="Arial"/>
+                <w:i w:val="false"/>
+                <w:b w:val="false"/>
+                <w:u w:val="none"/>
+                <w:sz w:val="18"/>
+                <w:szCs w:val="18"/>
+                <w:color w:val="000000"/>
+              </w:rPr>
+              <w:t xml:space="preserve">47.00 [35.00, 63.00]</w:t>
+            </w:r>
+          </w:p>
+        </w:tc>
+        <w:tc>
+          <w:tcPr>
+            <w:tcBorders>
+              <w:bottom w:val="single" w:sz="6" w:space="0" w:color="666666"/>
+              <w:top w:val="single" w:sz="6" w:space="0" w:color="666666"/>
+              <w:left w:val="none" w:sz="0" w:space="0" w:color="000000"/>
+              <w:right w:val="none" w:sz="0" w:space="0" w:color="000000"/>
+            </w:tcBorders>
+            <w:shd w:val="clear" w:color="auto" w:fill="FFFFFF"/>
+            <w:tcMar>
+              <w:top w:w="0" w:type="dxa"/>
+              <w:bottom w:w="0" w:type="dxa"/>
+              <w:left w:w="0" w:type="dxa"/>
+              <w:right w:w="0" w:type="dxa"/>
+            </w:tcMar>
+            <w:vAlign w:val="center"/>
+          </w:tcPr>
+          <w:p>
+            <w:pPr>
+              <w:pStyle w:val="Normal"/>
+              <w:jc w:val="left"/>
+              <w:pBdr>
+                <w:bottom w:val="none" w:sz="0" w:space="0" w:color="000000"/>
+                <w:top w:val="none" w:sz="0" w:space="0" w:color="000000"/>
+                <w:left w:val="none" w:sz="0" w:space="0" w:color="000000"/>
+                <w:right w:val="none" w:sz="0" w:space="0" w:color="000000"/>
+              </w:pBdr>
+              <w:spacing w:after="100" w:before="100" w:line="240"/>
+              <w:ind w:left="100" w:right="100" w:firstLine="0" w:firstLineChars="0"/>
+              <w:rPr>
+                <w:rFonts w:ascii="Arial" w:hAnsi="Arial" w:eastAsia="Arial" w:cs="Arial"/>
+                <w:i w:val="false"/>
+                <w:b w:val="false"/>
+                <w:u w:val="none"/>
+                <w:sz w:val="18"/>
+                <w:szCs w:val="18"/>
+                <w:color w:val="000000"/>
+              </w:rPr>
+            </w:pPr>
+            <w:r>
+              <w:rPr>
+                <w:rFonts w:ascii="Arial" w:hAnsi="Arial" w:eastAsia="Arial" w:cs="Arial"/>
+                <w:i w:val="false"/>
+                <w:b w:val="false"/>
+                <w:u w:val="none"/>
+                <w:sz w:val="18"/>
+                <w:szCs w:val="18"/>
+                <w:color w:val="000000"/>
+              </w:rPr>
+              <w:t xml:space="preserve">0.211</w:t>
             </w:r>
           </w:p>
         </w:tc>
@@ -1734,7 +1734,7 @@
                 <w:szCs w:val="18"/>
                 <w:color w:val="000000"/>
               </w:rPr>
-              <w:t xml:space="preserve">0.761</w:t>
+              <w:t xml:space="preserve">0.890</w:t>
             </w:r>
           </w:p>
         </w:tc>
@@ -1899,113 +1899,113 @@
                 <w:szCs w:val="18"/>
                 <w:color w:val="000000"/>
               </w:rPr>
-              <w:t xml:space="preserve">70.00 [55.00, 87.00]</w:t>
-            </w:r>
-          </w:p>
-        </w:tc>
-        <w:tc>
-          <w:tcPr>
-            <w:tcBorders>
-              <w:bottom w:val="single" w:sz="6" w:space="0" w:color="666666"/>
-              <w:top w:val="single" w:sz="6" w:space="0" w:color="666666"/>
-              <w:left w:val="none" w:sz="0" w:space="0" w:color="000000"/>
-              <w:right w:val="none" w:sz="0" w:space="0" w:color="000000"/>
-            </w:tcBorders>
-            <w:shd w:val="clear" w:color="auto" w:fill="FFFFFF"/>
-            <w:tcMar>
-              <w:top w:w="0" w:type="dxa"/>
-              <w:bottom w:w="0" w:type="dxa"/>
-              <w:left w:w="0" w:type="dxa"/>
-              <w:right w:w="0" w:type="dxa"/>
-            </w:tcMar>
-            <w:vAlign w:val="center"/>
-          </w:tcPr>
-          <w:p>
-            <w:pPr>
-              <w:pStyle w:val="Normal"/>
-              <w:jc w:val="left"/>
-              <w:pBdr>
-                <w:bottom w:val="none" w:sz="0" w:space="0" w:color="000000"/>
-                <w:top w:val="none" w:sz="0" w:space="0" w:color="000000"/>
-                <w:left w:val="none" w:sz="0" w:space="0" w:color="000000"/>
-                <w:right w:val="none" w:sz="0" w:space="0" w:color="000000"/>
-              </w:pBdr>
-              <w:spacing w:after="100" w:before="100" w:line="240"/>
-              <w:ind w:left="100" w:right="100" w:firstLine="0" w:firstLineChars="0"/>
-              <w:rPr>
-                <w:rFonts w:ascii="Arial" w:hAnsi="Arial" w:eastAsia="Arial" w:cs="Arial"/>
-                <w:i w:val="false"/>
-                <w:b w:val="false"/>
-                <w:u w:val="none"/>
-                <w:sz w:val="18"/>
-                <w:szCs w:val="18"/>
-                <w:color w:val="000000"/>
-              </w:rPr>
-            </w:pPr>
-            <w:r>
-              <w:rPr>
-                <w:rFonts w:ascii="Arial" w:hAnsi="Arial" w:eastAsia="Arial" w:cs="Arial"/>
-                <w:i w:val="false"/>
-                <w:b w:val="false"/>
-                <w:u w:val="none"/>
-                <w:sz w:val="18"/>
-                <w:szCs w:val="18"/>
-                <w:color w:val="000000"/>
-              </w:rPr>
-              <w:t xml:space="preserve">57.50 [45.00, 74.00]</w:t>
-            </w:r>
-          </w:p>
-        </w:tc>
-        <w:tc>
-          <w:tcPr>
-            <w:tcBorders>
-              <w:bottom w:val="single" w:sz="6" w:space="0" w:color="666666"/>
-              <w:top w:val="single" w:sz="6" w:space="0" w:color="666666"/>
-              <w:left w:val="none" w:sz="0" w:space="0" w:color="000000"/>
-              <w:right w:val="none" w:sz="0" w:space="0" w:color="000000"/>
-            </w:tcBorders>
-            <w:shd w:val="clear" w:color="auto" w:fill="FFFFFF"/>
-            <w:tcMar>
-              <w:top w:w="0" w:type="dxa"/>
-              <w:bottom w:w="0" w:type="dxa"/>
-              <w:left w:w="0" w:type="dxa"/>
-              <w:right w:w="0" w:type="dxa"/>
-            </w:tcMar>
-            <w:vAlign w:val="center"/>
-          </w:tcPr>
-          <w:p>
-            <w:pPr>
-              <w:pStyle w:val="Normal"/>
-              <w:jc w:val="left"/>
-              <w:pBdr>
-                <w:bottom w:val="none" w:sz="0" w:space="0" w:color="000000"/>
-                <w:top w:val="none" w:sz="0" w:space="0" w:color="000000"/>
-                <w:left w:val="none" w:sz="0" w:space="0" w:color="000000"/>
-                <w:right w:val="none" w:sz="0" w:space="0" w:color="000000"/>
-              </w:pBdr>
-              <w:spacing w:after="100" w:before="100" w:line="240"/>
-              <w:ind w:left="100" w:right="100" w:firstLine="0" w:firstLineChars="0"/>
-              <w:rPr>
-                <w:rFonts w:ascii="Arial" w:hAnsi="Arial" w:eastAsia="Arial" w:cs="Arial"/>
-                <w:i w:val="false"/>
-                <w:b w:val="false"/>
-                <w:u w:val="none"/>
-                <w:sz w:val="18"/>
-                <w:szCs w:val="18"/>
-                <w:color w:val="000000"/>
-              </w:rPr>
-            </w:pPr>
-            <w:r>
-              <w:rPr>
-                <w:rFonts w:ascii="Arial" w:hAnsi="Arial" w:eastAsia="Arial" w:cs="Arial"/>
-                <w:i w:val="false"/>
-                <w:b w:val="false"/>
-                <w:u w:val="none"/>
-                <w:sz w:val="18"/>
-                <w:szCs w:val="18"/>
-                <w:color w:val="000000"/>
-              </w:rPr>
-              <w:t xml:space="preserve">75.00 [56.00, 84.00]</w:t>
+              <w:t xml:space="preserve">70.00 [54.75, 87.00]</w:t>
+            </w:r>
+          </w:p>
+        </w:tc>
+        <w:tc>
+          <w:tcPr>
+            <w:tcBorders>
+              <w:bottom w:val="single" w:sz="6" w:space="0" w:color="666666"/>
+              <w:top w:val="single" w:sz="6" w:space="0" w:color="666666"/>
+              <w:left w:val="none" w:sz="0" w:space="0" w:color="000000"/>
+              <w:right w:val="none" w:sz="0" w:space="0" w:color="000000"/>
+            </w:tcBorders>
+            <w:shd w:val="clear" w:color="auto" w:fill="FFFFFF"/>
+            <w:tcMar>
+              <w:top w:w="0" w:type="dxa"/>
+              <w:bottom w:w="0" w:type="dxa"/>
+              <w:left w:w="0" w:type="dxa"/>
+              <w:right w:w="0" w:type="dxa"/>
+            </w:tcMar>
+            <w:vAlign w:val="center"/>
+          </w:tcPr>
+          <w:p>
+            <w:pPr>
+              <w:pStyle w:val="Normal"/>
+              <w:jc w:val="left"/>
+              <w:pBdr>
+                <w:bottom w:val="none" w:sz="0" w:space="0" w:color="000000"/>
+                <w:top w:val="none" w:sz="0" w:space="0" w:color="000000"/>
+                <w:left w:val="none" w:sz="0" w:space="0" w:color="000000"/>
+                <w:right w:val="none" w:sz="0" w:space="0" w:color="000000"/>
+              </w:pBdr>
+              <w:spacing w:after="100" w:before="100" w:line="240"/>
+              <w:ind w:left="100" w:right="100" w:firstLine="0" w:firstLineChars="0"/>
+              <w:rPr>
+                <w:rFonts w:ascii="Arial" w:hAnsi="Arial" w:eastAsia="Arial" w:cs="Arial"/>
+                <w:i w:val="false"/>
+                <w:b w:val="false"/>
+                <w:u w:val="none"/>
+                <w:sz w:val="18"/>
+                <w:szCs w:val="18"/>
+                <w:color w:val="000000"/>
+              </w:rPr>
+            </w:pPr>
+            <w:r>
+              <w:rPr>
+                <w:rFonts w:ascii="Arial" w:hAnsi="Arial" w:eastAsia="Arial" w:cs="Arial"/>
+                <w:i w:val="false"/>
+                <w:b w:val="false"/>
+                <w:u w:val="none"/>
+                <w:sz w:val="18"/>
+                <w:szCs w:val="18"/>
+                <w:color w:val="000000"/>
+              </w:rPr>
+              <w:t xml:space="preserve">57.50 [45.00, 73.25]</w:t>
+            </w:r>
+          </w:p>
+        </w:tc>
+        <w:tc>
+          <w:tcPr>
+            <w:tcBorders>
+              <w:bottom w:val="single" w:sz="6" w:space="0" w:color="666666"/>
+              <w:top w:val="single" w:sz="6" w:space="0" w:color="666666"/>
+              <w:left w:val="none" w:sz="0" w:space="0" w:color="000000"/>
+              <w:right w:val="none" w:sz="0" w:space="0" w:color="000000"/>
+            </w:tcBorders>
+            <w:shd w:val="clear" w:color="auto" w:fill="FFFFFF"/>
+            <w:tcMar>
+              <w:top w:w="0" w:type="dxa"/>
+              <w:bottom w:w="0" w:type="dxa"/>
+              <w:left w:w="0" w:type="dxa"/>
+              <w:right w:w="0" w:type="dxa"/>
+            </w:tcMar>
+            <w:vAlign w:val="center"/>
+          </w:tcPr>
+          <w:p>
+            <w:pPr>
+              <w:pStyle w:val="Normal"/>
+              <w:jc w:val="left"/>
+              <w:pBdr>
+                <w:bottom w:val="none" w:sz="0" w:space="0" w:color="000000"/>
+                <w:top w:val="none" w:sz="0" w:space="0" w:color="000000"/>
+                <w:left w:val="none" w:sz="0" w:space="0" w:color="000000"/>
+                <w:right w:val="none" w:sz="0" w:space="0" w:color="000000"/>
+              </w:pBdr>
+              <w:spacing w:after="100" w:before="100" w:line="240"/>
+              <w:ind w:left="100" w:right="100" w:firstLine="0" w:firstLineChars="0"/>
+              <w:rPr>
+                <w:rFonts w:ascii="Arial" w:hAnsi="Arial" w:eastAsia="Arial" w:cs="Arial"/>
+                <w:i w:val="false"/>
+                <w:b w:val="false"/>
+                <w:u w:val="none"/>
+                <w:sz w:val="18"/>
+                <w:szCs w:val="18"/>
+                <w:color w:val="000000"/>
+              </w:rPr>
+            </w:pPr>
+            <w:r>
+              <w:rPr>
+                <w:rFonts w:ascii="Arial" w:hAnsi="Arial" w:eastAsia="Arial" w:cs="Arial"/>
+                <w:i w:val="false"/>
+                <w:b w:val="false"/>
+                <w:u w:val="none"/>
+                <w:sz w:val="18"/>
+                <w:szCs w:val="18"/>
+                <w:color w:val="000000"/>
+              </w:rPr>
+              <w:t xml:space="preserve">75.00 [56.50, 83.00]</w:t>
             </w:r>
           </w:p>
         </w:tc>
@@ -2329,60 +2329,60 @@
                 <w:szCs w:val="18"/>
                 <w:color w:val="000000"/>
               </w:rPr>
-              <w:t xml:space="preserve">16.00 [9.00, 25.00]</w:t>
-            </w:r>
-          </w:p>
-        </w:tc>
-        <w:tc>
-          <w:tcPr>
-            <w:tcBorders>
-              <w:bottom w:val="single" w:sz="6" w:space="0" w:color="666666"/>
-              <w:top w:val="single" w:sz="6" w:space="0" w:color="666666"/>
-              <w:left w:val="none" w:sz="0" w:space="0" w:color="000000"/>
-              <w:right w:val="none" w:sz="0" w:space="0" w:color="000000"/>
-            </w:tcBorders>
-            <w:shd w:val="clear" w:color="auto" w:fill="FFFFFF"/>
-            <w:tcMar>
-              <w:top w:w="0" w:type="dxa"/>
-              <w:bottom w:w="0" w:type="dxa"/>
-              <w:left w:w="0" w:type="dxa"/>
-              <w:right w:w="0" w:type="dxa"/>
-            </w:tcMar>
-            <w:vAlign w:val="center"/>
-          </w:tcPr>
-          <w:p>
-            <w:pPr>
-              <w:pStyle w:val="Normal"/>
-              <w:jc w:val="left"/>
-              <w:pBdr>
-                <w:bottom w:val="none" w:sz="0" w:space="0" w:color="000000"/>
-                <w:top w:val="none" w:sz="0" w:space="0" w:color="000000"/>
-                <w:left w:val="none" w:sz="0" w:space="0" w:color="000000"/>
-                <w:right w:val="none" w:sz="0" w:space="0" w:color="000000"/>
-              </w:pBdr>
-              <w:spacing w:after="100" w:before="100" w:line="240"/>
-              <w:ind w:left="100" w:right="100" w:firstLine="0" w:firstLineChars="0"/>
-              <w:rPr>
-                <w:rFonts w:ascii="Arial" w:hAnsi="Arial" w:eastAsia="Arial" w:cs="Arial"/>
-                <w:i w:val="false"/>
-                <w:b w:val="false"/>
-                <w:u w:val="none"/>
-                <w:sz w:val="18"/>
-                <w:szCs w:val="18"/>
-                <w:color w:val="000000"/>
-              </w:rPr>
-            </w:pPr>
-            <w:r>
-              <w:rPr>
-                <w:rFonts w:ascii="Arial" w:hAnsi="Arial" w:eastAsia="Arial" w:cs="Arial"/>
-                <w:i w:val="false"/>
-                <w:b w:val="false"/>
-                <w:u w:val="none"/>
-                <w:sz w:val="18"/>
-                <w:szCs w:val="18"/>
-                <w:color w:val="000000"/>
-              </w:rPr>
-              <w:t xml:space="preserve">25.00 [16.00, 38.00]</w:t>
+              <w:t xml:space="preserve">16.50 [9.00, 25.00]</w:t>
+            </w:r>
+          </w:p>
+        </w:tc>
+        <w:tc>
+          <w:tcPr>
+            <w:tcBorders>
+              <w:bottom w:val="single" w:sz="6" w:space="0" w:color="666666"/>
+              <w:top w:val="single" w:sz="6" w:space="0" w:color="666666"/>
+              <w:left w:val="none" w:sz="0" w:space="0" w:color="000000"/>
+              <w:right w:val="none" w:sz="0" w:space="0" w:color="000000"/>
+            </w:tcBorders>
+            <w:shd w:val="clear" w:color="auto" w:fill="FFFFFF"/>
+            <w:tcMar>
+              <w:top w:w="0" w:type="dxa"/>
+              <w:bottom w:w="0" w:type="dxa"/>
+              <w:left w:w="0" w:type="dxa"/>
+              <w:right w:w="0" w:type="dxa"/>
+            </w:tcMar>
+            <w:vAlign w:val="center"/>
+          </w:tcPr>
+          <w:p>
+            <w:pPr>
+              <w:pStyle w:val="Normal"/>
+              <w:jc w:val="left"/>
+              <w:pBdr>
+                <w:bottom w:val="none" w:sz="0" w:space="0" w:color="000000"/>
+                <w:top w:val="none" w:sz="0" w:space="0" w:color="000000"/>
+                <w:left w:val="none" w:sz="0" w:space="0" w:color="000000"/>
+                <w:right w:val="none" w:sz="0" w:space="0" w:color="000000"/>
+              </w:pBdr>
+              <w:spacing w:after="100" w:before="100" w:line="240"/>
+              <w:ind w:left="100" w:right="100" w:firstLine="0" w:firstLineChars="0"/>
+              <w:rPr>
+                <w:rFonts w:ascii="Arial" w:hAnsi="Arial" w:eastAsia="Arial" w:cs="Arial"/>
+                <w:i w:val="false"/>
+                <w:b w:val="false"/>
+                <w:u w:val="none"/>
+                <w:sz w:val="18"/>
+                <w:szCs w:val="18"/>
+                <w:color w:val="000000"/>
+              </w:rPr>
+            </w:pPr>
+            <w:r>
+              <w:rPr>
+                <w:rFonts w:ascii="Arial" w:hAnsi="Arial" w:eastAsia="Arial" w:cs="Arial"/>
+                <w:i w:val="false"/>
+                <w:b w:val="false"/>
+                <w:u w:val="none"/>
+                <w:sz w:val="18"/>
+                <w:szCs w:val="18"/>
+                <w:color w:val="000000"/>
+              </w:rPr>
+              <w:t xml:space="preserve">25.50 [16.00, 38.50]</w:t>
             </w:r>
           </w:p>
         </w:tc>
@@ -2812,7 +2812,7 @@
                 <w:szCs w:val="18"/>
                 <w:color w:val="000000"/>
               </w:rPr>
-              <w:t xml:space="preserve">10.00 [2.00, 23.50]</w:t>
+              <w:t xml:space="preserve">10.00 [3.00, 24.25]</w:t>
             </w:r>
           </w:p>
         </w:tc>
@@ -3189,113 +3189,113 @@
                 <w:szCs w:val="18"/>
                 <w:color w:val="000000"/>
               </w:rPr>
-              <w:t xml:space="preserve">40.00 [30.00, 50.00]</w:t>
-            </w:r>
-          </w:p>
-        </w:tc>
-        <w:tc>
-          <w:tcPr>
-            <w:tcBorders>
-              <w:bottom w:val="single" w:sz="6" w:space="0" w:color="666666"/>
-              <w:top w:val="single" w:sz="6" w:space="0" w:color="666666"/>
-              <w:left w:val="none" w:sz="0" w:space="0" w:color="000000"/>
-              <w:right w:val="none" w:sz="0" w:space="0" w:color="000000"/>
-            </w:tcBorders>
-            <w:shd w:val="clear" w:color="auto" w:fill="FFFFFF"/>
-            <w:tcMar>
-              <w:top w:w="0" w:type="dxa"/>
-              <w:bottom w:w="0" w:type="dxa"/>
-              <w:left w:w="0" w:type="dxa"/>
-              <w:right w:w="0" w:type="dxa"/>
-            </w:tcMar>
-            <w:vAlign w:val="center"/>
-          </w:tcPr>
-          <w:p>
-            <w:pPr>
-              <w:pStyle w:val="Normal"/>
-              <w:jc w:val="left"/>
-              <w:pBdr>
-                <w:bottom w:val="none" w:sz="0" w:space="0" w:color="000000"/>
-                <w:top w:val="none" w:sz="0" w:space="0" w:color="000000"/>
-                <w:left w:val="none" w:sz="0" w:space="0" w:color="000000"/>
-                <w:right w:val="none" w:sz="0" w:space="0" w:color="000000"/>
-              </w:pBdr>
-              <w:spacing w:after="100" w:before="100" w:line="240"/>
-              <w:ind w:left="100" w:right="100" w:firstLine="0" w:firstLineChars="0"/>
-              <w:rPr>
-                <w:rFonts w:ascii="Arial" w:hAnsi="Arial" w:eastAsia="Arial" w:cs="Arial"/>
-                <w:i w:val="false"/>
-                <w:b w:val="false"/>
-                <w:u w:val="none"/>
-                <w:sz w:val="18"/>
-                <w:szCs w:val="18"/>
-                <w:color w:val="000000"/>
-              </w:rPr>
-            </w:pPr>
-            <w:r>
-              <w:rPr>
-                <w:rFonts w:ascii="Arial" w:hAnsi="Arial" w:eastAsia="Arial" w:cs="Arial"/>
-                <w:i w:val="false"/>
-                <w:b w:val="false"/>
-                <w:u w:val="none"/>
-                <w:sz w:val="18"/>
-                <w:szCs w:val="18"/>
-                <w:color w:val="000000"/>
-              </w:rPr>
-              <w:t xml:space="preserve">50.00 [38.50, 62.00]</w:t>
-            </w:r>
-          </w:p>
-        </w:tc>
-        <w:tc>
-          <w:tcPr>
-            <w:tcBorders>
-              <w:bottom w:val="single" w:sz="6" w:space="0" w:color="666666"/>
-              <w:top w:val="single" w:sz="6" w:space="0" w:color="666666"/>
-              <w:left w:val="none" w:sz="0" w:space="0" w:color="000000"/>
-              <w:right w:val="none" w:sz="0" w:space="0" w:color="000000"/>
-            </w:tcBorders>
-            <w:shd w:val="clear" w:color="auto" w:fill="FFFFFF"/>
-            <w:tcMar>
-              <w:top w:w="0" w:type="dxa"/>
-              <w:bottom w:w="0" w:type="dxa"/>
-              <w:left w:w="0" w:type="dxa"/>
-              <w:right w:w="0" w:type="dxa"/>
-            </w:tcMar>
-            <w:vAlign w:val="center"/>
-          </w:tcPr>
-          <w:p>
-            <w:pPr>
-              <w:pStyle w:val="Normal"/>
-              <w:jc w:val="left"/>
-              <w:pBdr>
-                <w:bottom w:val="none" w:sz="0" w:space="0" w:color="000000"/>
-                <w:top w:val="none" w:sz="0" w:space="0" w:color="000000"/>
-                <w:left w:val="none" w:sz="0" w:space="0" w:color="000000"/>
-                <w:right w:val="none" w:sz="0" w:space="0" w:color="000000"/>
-              </w:pBdr>
-              <w:spacing w:after="100" w:before="100" w:line="240"/>
-              <w:ind w:left="100" w:right="100" w:firstLine="0" w:firstLineChars="0"/>
-              <w:rPr>
-                <w:rFonts w:ascii="Arial" w:hAnsi="Arial" w:eastAsia="Arial" w:cs="Arial"/>
-                <w:i w:val="false"/>
-                <w:b w:val="false"/>
-                <w:u w:val="none"/>
-                <w:sz w:val="18"/>
-                <w:szCs w:val="18"/>
-                <w:color w:val="000000"/>
-              </w:rPr>
-            </w:pPr>
-            <w:r>
-              <w:rPr>
-                <w:rFonts w:ascii="Arial" w:hAnsi="Arial" w:eastAsia="Arial" w:cs="Arial"/>
-                <w:i w:val="false"/>
-                <w:b w:val="false"/>
-                <w:u w:val="none"/>
-                <w:sz w:val="18"/>
-                <w:szCs w:val="18"/>
-                <w:color w:val="000000"/>
-              </w:rPr>
-              <w:t xml:space="preserve">37.50 [27.00, 50.00]</w:t>
+              <w:t xml:space="preserve">40.00 [30.25, 50.00]</w:t>
+            </w:r>
+          </w:p>
+        </w:tc>
+        <w:tc>
+          <w:tcPr>
+            <w:tcBorders>
+              <w:bottom w:val="single" w:sz="6" w:space="0" w:color="666666"/>
+              <w:top w:val="single" w:sz="6" w:space="0" w:color="666666"/>
+              <w:left w:val="none" w:sz="0" w:space="0" w:color="000000"/>
+              <w:right w:val="none" w:sz="0" w:space="0" w:color="000000"/>
+            </w:tcBorders>
+            <w:shd w:val="clear" w:color="auto" w:fill="FFFFFF"/>
+            <w:tcMar>
+              <w:top w:w="0" w:type="dxa"/>
+              <w:bottom w:w="0" w:type="dxa"/>
+              <w:left w:w="0" w:type="dxa"/>
+              <w:right w:w="0" w:type="dxa"/>
+            </w:tcMar>
+            <w:vAlign w:val="center"/>
+          </w:tcPr>
+          <w:p>
+            <w:pPr>
+              <w:pStyle w:val="Normal"/>
+              <w:jc w:val="left"/>
+              <w:pBdr>
+                <w:bottom w:val="none" w:sz="0" w:space="0" w:color="000000"/>
+                <w:top w:val="none" w:sz="0" w:space="0" w:color="000000"/>
+                <w:left w:val="none" w:sz="0" w:space="0" w:color="000000"/>
+                <w:right w:val="none" w:sz="0" w:space="0" w:color="000000"/>
+              </w:pBdr>
+              <w:spacing w:after="100" w:before="100" w:line="240"/>
+              <w:ind w:left="100" w:right="100" w:firstLine="0" w:firstLineChars="0"/>
+              <w:rPr>
+                <w:rFonts w:ascii="Arial" w:hAnsi="Arial" w:eastAsia="Arial" w:cs="Arial"/>
+                <w:i w:val="false"/>
+                <w:b w:val="false"/>
+                <w:u w:val="none"/>
+                <w:sz w:val="18"/>
+                <w:szCs w:val="18"/>
+                <w:color w:val="000000"/>
+              </w:rPr>
+            </w:pPr>
+            <w:r>
+              <w:rPr>
+                <w:rFonts w:ascii="Arial" w:hAnsi="Arial" w:eastAsia="Arial" w:cs="Arial"/>
+                <w:i w:val="false"/>
+                <w:b w:val="false"/>
+                <w:u w:val="none"/>
+                <w:sz w:val="18"/>
+                <w:szCs w:val="18"/>
+                <w:color w:val="000000"/>
+              </w:rPr>
+              <w:t xml:space="preserve">50.00 [39.00, 62.00]</w:t>
+            </w:r>
+          </w:p>
+        </w:tc>
+        <w:tc>
+          <w:tcPr>
+            <w:tcBorders>
+              <w:bottom w:val="single" w:sz="6" w:space="0" w:color="666666"/>
+              <w:top w:val="single" w:sz="6" w:space="0" w:color="666666"/>
+              <w:left w:val="none" w:sz="0" w:space="0" w:color="000000"/>
+              <w:right w:val="none" w:sz="0" w:space="0" w:color="000000"/>
+            </w:tcBorders>
+            <w:shd w:val="clear" w:color="auto" w:fill="FFFFFF"/>
+            <w:tcMar>
+              <w:top w:w="0" w:type="dxa"/>
+              <w:bottom w:w="0" w:type="dxa"/>
+              <w:left w:w="0" w:type="dxa"/>
+              <w:right w:w="0" w:type="dxa"/>
+            </w:tcMar>
+            <w:vAlign w:val="center"/>
+          </w:tcPr>
+          <w:p>
+            <w:pPr>
+              <w:pStyle w:val="Normal"/>
+              <w:jc w:val="left"/>
+              <w:pBdr>
+                <w:bottom w:val="none" w:sz="0" w:space="0" w:color="000000"/>
+                <w:top w:val="none" w:sz="0" w:space="0" w:color="000000"/>
+                <w:left w:val="none" w:sz="0" w:space="0" w:color="000000"/>
+                <w:right w:val="none" w:sz="0" w:space="0" w:color="000000"/>
+              </w:pBdr>
+              <w:spacing w:after="100" w:before="100" w:line="240"/>
+              <w:ind w:left="100" w:right="100" w:firstLine="0" w:firstLineChars="0"/>
+              <w:rPr>
+                <w:rFonts w:ascii="Arial" w:hAnsi="Arial" w:eastAsia="Arial" w:cs="Arial"/>
+                <w:i w:val="false"/>
+                <w:b w:val="false"/>
+                <w:u w:val="none"/>
+                <w:sz w:val="18"/>
+                <w:szCs w:val="18"/>
+                <w:color w:val="000000"/>
+              </w:rPr>
+            </w:pPr>
+            <w:r>
+              <w:rPr>
+                <w:rFonts w:ascii="Arial" w:hAnsi="Arial" w:eastAsia="Arial" w:cs="Arial"/>
+                <w:i w:val="false"/>
+                <w:b w:val="false"/>
+                <w:u w:val="none"/>
+                <w:sz w:val="18"/>
+                <w:szCs w:val="18"/>
+                <w:color w:val="000000"/>
+              </w:rPr>
+              <w:t xml:space="preserve">38.00 [27.00, 50.00]</w:t>
             </w:r>
           </w:p>
         </w:tc>
@@ -3672,60 +3672,60 @@
                 <w:szCs w:val="18"/>
                 <w:color w:val="000000"/>
               </w:rPr>
-              <w:t xml:space="preserve">27.50 [20.00, 49.75]</w:t>
-            </w:r>
-          </w:p>
-        </w:tc>
-        <w:tc>
-          <w:tcPr>
-            <w:tcBorders>
-              <w:bottom w:val="single" w:sz="6" w:space="0" w:color="666666"/>
-              <w:top w:val="single" w:sz="6" w:space="0" w:color="666666"/>
-              <w:left w:val="none" w:sz="0" w:space="0" w:color="000000"/>
-              <w:right w:val="none" w:sz="0" w:space="0" w:color="000000"/>
-            </w:tcBorders>
-            <w:shd w:val="clear" w:color="auto" w:fill="FFFFFF"/>
-            <w:tcMar>
-              <w:top w:w="0" w:type="dxa"/>
-              <w:bottom w:w="0" w:type="dxa"/>
-              <w:left w:w="0" w:type="dxa"/>
-              <w:right w:w="0" w:type="dxa"/>
-            </w:tcMar>
-            <w:vAlign w:val="center"/>
-          </w:tcPr>
-          <w:p>
-            <w:pPr>
-              <w:pStyle w:val="Normal"/>
-              <w:jc w:val="left"/>
-              <w:pBdr>
-                <w:bottom w:val="none" w:sz="0" w:space="0" w:color="000000"/>
-                <w:top w:val="none" w:sz="0" w:space="0" w:color="000000"/>
-                <w:left w:val="none" w:sz="0" w:space="0" w:color="000000"/>
-                <w:right w:val="none" w:sz="0" w:space="0" w:color="000000"/>
-              </w:pBdr>
-              <w:spacing w:after="100" w:before="100" w:line="240"/>
-              <w:ind w:left="100" w:right="100" w:firstLine="0" w:firstLineChars="0"/>
-              <w:rPr>
-                <w:rFonts w:ascii="Arial" w:hAnsi="Arial" w:eastAsia="Arial" w:cs="Arial"/>
-                <w:i w:val="false"/>
-                <w:b w:val="false"/>
-                <w:u w:val="none"/>
-                <w:sz w:val="18"/>
-                <w:szCs w:val="18"/>
-                <w:color w:val="000000"/>
-              </w:rPr>
-            </w:pPr>
-            <w:r>
-              <w:rPr>
-                <w:rFonts w:ascii="Arial" w:hAnsi="Arial" w:eastAsia="Arial" w:cs="Arial"/>
-                <w:i w:val="false"/>
-                <w:b w:val="false"/>
-                <w:u w:val="none"/>
-                <w:sz w:val="18"/>
-                <w:szCs w:val="18"/>
-                <w:color w:val="000000"/>
-              </w:rPr>
-              <w:t xml:space="preserve">1.00 [0.00, 7.00]</w:t>
+              <w:t xml:space="preserve">30.00 [22.00, 50.00]</w:t>
+            </w:r>
+          </w:p>
+        </w:tc>
+        <w:tc>
+          <w:tcPr>
+            <w:tcBorders>
+              <w:bottom w:val="single" w:sz="6" w:space="0" w:color="666666"/>
+              <w:top w:val="single" w:sz="6" w:space="0" w:color="666666"/>
+              <w:left w:val="none" w:sz="0" w:space="0" w:color="000000"/>
+              <w:right w:val="none" w:sz="0" w:space="0" w:color="000000"/>
+            </w:tcBorders>
+            <w:shd w:val="clear" w:color="auto" w:fill="FFFFFF"/>
+            <w:tcMar>
+              <w:top w:w="0" w:type="dxa"/>
+              <w:bottom w:w="0" w:type="dxa"/>
+              <w:left w:w="0" w:type="dxa"/>
+              <w:right w:w="0" w:type="dxa"/>
+            </w:tcMar>
+            <w:vAlign w:val="center"/>
+          </w:tcPr>
+          <w:p>
+            <w:pPr>
+              <w:pStyle w:val="Normal"/>
+              <w:jc w:val="left"/>
+              <w:pBdr>
+                <w:bottom w:val="none" w:sz="0" w:space="0" w:color="000000"/>
+                <w:top w:val="none" w:sz="0" w:space="0" w:color="000000"/>
+                <w:left w:val="none" w:sz="0" w:space="0" w:color="000000"/>
+                <w:right w:val="none" w:sz="0" w:space="0" w:color="000000"/>
+              </w:pBdr>
+              <w:spacing w:after="100" w:before="100" w:line="240"/>
+              <w:ind w:left="100" w:right="100" w:firstLine="0" w:firstLineChars="0"/>
+              <w:rPr>
+                <w:rFonts w:ascii="Arial" w:hAnsi="Arial" w:eastAsia="Arial" w:cs="Arial"/>
+                <w:i w:val="false"/>
+                <w:b w:val="false"/>
+                <w:u w:val="none"/>
+                <w:sz w:val="18"/>
+                <w:szCs w:val="18"/>
+                <w:color w:val="000000"/>
+              </w:rPr>
+            </w:pPr>
+            <w:r>
+              <w:rPr>
+                <w:rFonts w:ascii="Arial" w:hAnsi="Arial" w:eastAsia="Arial" w:cs="Arial"/>
+                <w:i w:val="false"/>
+                <w:b w:val="false"/>
+                <w:u w:val="none"/>
+                <w:sz w:val="18"/>
+                <w:szCs w:val="18"/>
+                <w:color w:val="000000"/>
+              </w:rPr>
+              <w:t xml:space="preserve">1.00 [0.00, 8.00]</w:t>
             </w:r>
           </w:p>
         </w:tc>
@@ -4049,60 +4049,60 @@
                 <w:szCs w:val="18"/>
                 <w:color w:val="000000"/>
               </w:rPr>
-              <w:t xml:space="preserve">84.00 [74.00, 90.00]</w:t>
-            </w:r>
-          </w:p>
-        </w:tc>
-        <w:tc>
-          <w:tcPr>
-            <w:tcBorders>
-              <w:bottom w:val="single" w:sz="6" w:space="0" w:color="666666"/>
-              <w:top w:val="single" w:sz="6" w:space="0" w:color="666666"/>
-              <w:left w:val="none" w:sz="0" w:space="0" w:color="000000"/>
-              <w:right w:val="none" w:sz="0" w:space="0" w:color="000000"/>
-            </w:tcBorders>
-            <w:shd w:val="clear" w:color="auto" w:fill="FFFFFF"/>
-            <w:tcMar>
-              <w:top w:w="0" w:type="dxa"/>
-              <w:bottom w:w="0" w:type="dxa"/>
-              <w:left w:w="0" w:type="dxa"/>
-              <w:right w:w="0" w:type="dxa"/>
-            </w:tcMar>
-            <w:vAlign w:val="center"/>
-          </w:tcPr>
-          <w:p>
-            <w:pPr>
-              <w:pStyle w:val="Normal"/>
-              <w:jc w:val="left"/>
-              <w:pBdr>
-                <w:bottom w:val="none" w:sz="0" w:space="0" w:color="000000"/>
-                <w:top w:val="none" w:sz="0" w:space="0" w:color="000000"/>
-                <w:left w:val="none" w:sz="0" w:space="0" w:color="000000"/>
-                <w:right w:val="none" w:sz="0" w:space="0" w:color="000000"/>
-              </w:pBdr>
-              <w:spacing w:after="100" w:before="100" w:line="240"/>
-              <w:ind w:left="100" w:right="100" w:firstLine="0" w:firstLineChars="0"/>
-              <w:rPr>
-                <w:rFonts w:ascii="Arial" w:hAnsi="Arial" w:eastAsia="Arial" w:cs="Arial"/>
-                <w:i w:val="false"/>
-                <w:b w:val="false"/>
-                <w:u w:val="none"/>
-                <w:sz w:val="18"/>
-                <w:szCs w:val="18"/>
-                <w:color w:val="000000"/>
-              </w:rPr>
-            </w:pPr>
-            <w:r>
-              <w:rPr>
-                <w:rFonts w:ascii="Arial" w:hAnsi="Arial" w:eastAsia="Arial" w:cs="Arial"/>
-                <w:i w:val="false"/>
-                <w:b w:val="false"/>
-                <w:u w:val="none"/>
-                <w:sz w:val="18"/>
-                <w:szCs w:val="18"/>
-                <w:color w:val="000000"/>
-              </w:rPr>
-              <w:t xml:space="preserve">86.00 [78.00, 93.00]</w:t>
+              <w:t xml:space="preserve">84.00 [74.25, 90.00]</w:t>
+            </w:r>
+          </w:p>
+        </w:tc>
+        <w:tc>
+          <w:tcPr>
+            <w:tcBorders>
+              <w:bottom w:val="single" w:sz="6" w:space="0" w:color="666666"/>
+              <w:top w:val="single" w:sz="6" w:space="0" w:color="666666"/>
+              <w:left w:val="none" w:sz="0" w:space="0" w:color="000000"/>
+              <w:right w:val="none" w:sz="0" w:space="0" w:color="000000"/>
+            </w:tcBorders>
+            <w:shd w:val="clear" w:color="auto" w:fill="FFFFFF"/>
+            <w:tcMar>
+              <w:top w:w="0" w:type="dxa"/>
+              <w:bottom w:w="0" w:type="dxa"/>
+              <w:left w:w="0" w:type="dxa"/>
+              <w:right w:w="0" w:type="dxa"/>
+            </w:tcMar>
+            <w:vAlign w:val="center"/>
+          </w:tcPr>
+          <w:p>
+            <w:pPr>
+              <w:pStyle w:val="Normal"/>
+              <w:jc w:val="left"/>
+              <w:pBdr>
+                <w:bottom w:val="none" w:sz="0" w:space="0" w:color="000000"/>
+                <w:top w:val="none" w:sz="0" w:space="0" w:color="000000"/>
+                <w:left w:val="none" w:sz="0" w:space="0" w:color="000000"/>
+                <w:right w:val="none" w:sz="0" w:space="0" w:color="000000"/>
+              </w:pBdr>
+              <w:spacing w:after="100" w:before="100" w:line="240"/>
+              <w:ind w:left="100" w:right="100" w:firstLine="0" w:firstLineChars="0"/>
+              <w:rPr>
+                <w:rFonts w:ascii="Arial" w:hAnsi="Arial" w:eastAsia="Arial" w:cs="Arial"/>
+                <w:i w:val="false"/>
+                <w:b w:val="false"/>
+                <w:u w:val="none"/>
+                <w:sz w:val="18"/>
+                <w:szCs w:val="18"/>
+                <w:color w:val="000000"/>
+              </w:rPr>
+            </w:pPr>
+            <w:r>
+              <w:rPr>
+                <w:rFonts w:ascii="Arial" w:hAnsi="Arial" w:eastAsia="Arial" w:cs="Arial"/>
+                <w:i w:val="false"/>
+                <w:b w:val="false"/>
+                <w:u w:val="none"/>
+                <w:sz w:val="18"/>
+                <w:szCs w:val="18"/>
+                <w:color w:val="000000"/>
+              </w:rPr>
+              <w:t xml:space="preserve">86.00 [77.00, 92.50]</w:t>
             </w:r>
           </w:p>
         </w:tc>
@@ -4208,7 +4208,7 @@
                 <w:szCs w:val="18"/>
                 <w:color w:val="000000"/>
               </w:rPr>
-              <w:t xml:space="preserve">0.227</w:t>
+              <w:t xml:space="preserve">0.395</w:t>
             </w:r>
           </w:p>
         </w:tc>
@@ -4314,7 +4314,7 @@
                 <w:szCs w:val="18"/>
                 <w:color w:val="000000"/>
               </w:rPr>
-              <w:t xml:space="preserve">0.089</w:t>
+              <w:t xml:space="preserve">0.195</w:t>
             </w:r>
           </w:p>
         </w:tc>
@@ -4479,113 +4479,113 @@
                 <w:szCs w:val="18"/>
                 <w:color w:val="000000"/>
               </w:rPr>
-              <w:t xml:space="preserve">14.00 [3.00, 31.50]</w:t>
-            </w:r>
-          </w:p>
-        </w:tc>
-        <w:tc>
-          <w:tcPr>
-            <w:tcBorders>
-              <w:bottom w:val="single" w:sz="6" w:space="0" w:color="666666"/>
-              <w:top w:val="single" w:sz="6" w:space="0" w:color="666666"/>
-              <w:left w:val="none" w:sz="0" w:space="0" w:color="000000"/>
-              <w:right w:val="none" w:sz="0" w:space="0" w:color="000000"/>
-            </w:tcBorders>
-            <w:shd w:val="clear" w:color="auto" w:fill="FFFFFF"/>
-            <w:tcMar>
-              <w:top w:w="0" w:type="dxa"/>
-              <w:bottom w:w="0" w:type="dxa"/>
-              <w:left w:w="0" w:type="dxa"/>
-              <w:right w:w="0" w:type="dxa"/>
-            </w:tcMar>
-            <w:vAlign w:val="center"/>
-          </w:tcPr>
-          <w:p>
-            <w:pPr>
-              <w:pStyle w:val="Normal"/>
-              <w:jc w:val="left"/>
-              <w:pBdr>
-                <w:bottom w:val="none" w:sz="0" w:space="0" w:color="000000"/>
-                <w:top w:val="none" w:sz="0" w:space="0" w:color="000000"/>
-                <w:left w:val="none" w:sz="0" w:space="0" w:color="000000"/>
-                <w:right w:val="none" w:sz="0" w:space="0" w:color="000000"/>
-              </w:pBdr>
-              <w:spacing w:after="100" w:before="100" w:line="240"/>
-              <w:ind w:left="100" w:right="100" w:firstLine="0" w:firstLineChars="0"/>
-              <w:rPr>
-                <w:rFonts w:ascii="Arial" w:hAnsi="Arial" w:eastAsia="Arial" w:cs="Arial"/>
-                <w:i w:val="false"/>
-                <w:b w:val="false"/>
-                <w:u w:val="none"/>
-                <w:sz w:val="18"/>
-                <w:szCs w:val="18"/>
-                <w:color w:val="000000"/>
-              </w:rPr>
-            </w:pPr>
-            <w:r>
-              <w:rPr>
-                <w:rFonts w:ascii="Arial" w:hAnsi="Arial" w:eastAsia="Arial" w:cs="Arial"/>
-                <w:i w:val="false"/>
-                <w:b w:val="false"/>
-                <w:u w:val="none"/>
-                <w:sz w:val="18"/>
-                <w:szCs w:val="18"/>
-                <w:color w:val="000000"/>
-              </w:rPr>
-              <w:t xml:space="preserve">58.00 [39.75, 70.00]</w:t>
-            </w:r>
-          </w:p>
-        </w:tc>
-        <w:tc>
-          <w:tcPr>
-            <w:tcBorders>
-              <w:bottom w:val="single" w:sz="6" w:space="0" w:color="666666"/>
-              <w:top w:val="single" w:sz="6" w:space="0" w:color="666666"/>
-              <w:left w:val="none" w:sz="0" w:space="0" w:color="000000"/>
-              <w:right w:val="none" w:sz="0" w:space="0" w:color="000000"/>
-            </w:tcBorders>
-            <w:shd w:val="clear" w:color="auto" w:fill="FFFFFF"/>
-            <w:tcMar>
-              <w:top w:w="0" w:type="dxa"/>
-              <w:bottom w:w="0" w:type="dxa"/>
-              <w:left w:w="0" w:type="dxa"/>
-              <w:right w:w="0" w:type="dxa"/>
-            </w:tcMar>
-            <w:vAlign w:val="center"/>
-          </w:tcPr>
-          <w:p>
-            <w:pPr>
-              <w:pStyle w:val="Normal"/>
-              <w:jc w:val="left"/>
-              <w:pBdr>
-                <w:bottom w:val="none" w:sz="0" w:space="0" w:color="000000"/>
-                <w:top w:val="none" w:sz="0" w:space="0" w:color="000000"/>
-                <w:left w:val="none" w:sz="0" w:space="0" w:color="000000"/>
-                <w:right w:val="none" w:sz="0" w:space="0" w:color="000000"/>
-              </w:pBdr>
-              <w:spacing w:after="100" w:before="100" w:line="240"/>
-              <w:ind w:left="100" w:right="100" w:firstLine="0" w:firstLineChars="0"/>
-              <w:rPr>
-                <w:rFonts w:ascii="Arial" w:hAnsi="Arial" w:eastAsia="Arial" w:cs="Arial"/>
-                <w:i w:val="false"/>
-                <w:b w:val="false"/>
-                <w:u w:val="none"/>
-                <w:sz w:val="18"/>
-                <w:szCs w:val="18"/>
-                <w:color w:val="000000"/>
-              </w:rPr>
-            </w:pPr>
-            <w:r>
-              <w:rPr>
-                <w:rFonts w:ascii="Arial" w:hAnsi="Arial" w:eastAsia="Arial" w:cs="Arial"/>
-                <w:i w:val="false"/>
-                <w:b w:val="false"/>
-                <w:u w:val="none"/>
-                <w:sz w:val="18"/>
-                <w:szCs w:val="18"/>
-                <w:color w:val="000000"/>
-              </w:rPr>
-              <w:t xml:space="preserve">9.00 [1.00, 27.00]</w:t>
+              <w:t xml:space="preserve">15.00 [3.50, 34.00]</w:t>
+            </w:r>
+          </w:p>
+        </w:tc>
+        <w:tc>
+          <w:tcPr>
+            <w:tcBorders>
+              <w:bottom w:val="single" w:sz="6" w:space="0" w:color="666666"/>
+              <w:top w:val="single" w:sz="6" w:space="0" w:color="666666"/>
+              <w:left w:val="none" w:sz="0" w:space="0" w:color="000000"/>
+              <w:right w:val="none" w:sz="0" w:space="0" w:color="000000"/>
+            </w:tcBorders>
+            <w:shd w:val="clear" w:color="auto" w:fill="FFFFFF"/>
+            <w:tcMar>
+              <w:top w:w="0" w:type="dxa"/>
+              <w:bottom w:w="0" w:type="dxa"/>
+              <w:left w:w="0" w:type="dxa"/>
+              <w:right w:w="0" w:type="dxa"/>
+            </w:tcMar>
+            <w:vAlign w:val="center"/>
+          </w:tcPr>
+          <w:p>
+            <w:pPr>
+              <w:pStyle w:val="Normal"/>
+              <w:jc w:val="left"/>
+              <w:pBdr>
+                <w:bottom w:val="none" w:sz="0" w:space="0" w:color="000000"/>
+                <w:top w:val="none" w:sz="0" w:space="0" w:color="000000"/>
+                <w:left w:val="none" w:sz="0" w:space="0" w:color="000000"/>
+                <w:right w:val="none" w:sz="0" w:space="0" w:color="000000"/>
+              </w:pBdr>
+              <w:spacing w:after="100" w:before="100" w:line="240"/>
+              <w:ind w:left="100" w:right="100" w:firstLine="0" w:firstLineChars="0"/>
+              <w:rPr>
+                <w:rFonts w:ascii="Arial" w:hAnsi="Arial" w:eastAsia="Arial" w:cs="Arial"/>
+                <w:i w:val="false"/>
+                <w:b w:val="false"/>
+                <w:u w:val="none"/>
+                <w:sz w:val="18"/>
+                <w:szCs w:val="18"/>
+                <w:color w:val="000000"/>
+              </w:rPr>
+            </w:pPr>
+            <w:r>
+              <w:rPr>
+                <w:rFonts w:ascii="Arial" w:hAnsi="Arial" w:eastAsia="Arial" w:cs="Arial"/>
+                <w:i w:val="false"/>
+                <w:b w:val="false"/>
+                <w:u w:val="none"/>
+                <w:sz w:val="18"/>
+                <w:szCs w:val="18"/>
+                <w:color w:val="000000"/>
+              </w:rPr>
+              <w:t xml:space="preserve">58.00 [40.00, 70.00]</w:t>
+            </w:r>
+          </w:p>
+        </w:tc>
+        <w:tc>
+          <w:tcPr>
+            <w:tcBorders>
+              <w:bottom w:val="single" w:sz="6" w:space="0" w:color="666666"/>
+              <w:top w:val="single" w:sz="6" w:space="0" w:color="666666"/>
+              <w:left w:val="none" w:sz="0" w:space="0" w:color="000000"/>
+              <w:right w:val="none" w:sz="0" w:space="0" w:color="000000"/>
+            </w:tcBorders>
+            <w:shd w:val="clear" w:color="auto" w:fill="FFFFFF"/>
+            <w:tcMar>
+              <w:top w:w="0" w:type="dxa"/>
+              <w:bottom w:w="0" w:type="dxa"/>
+              <w:left w:w="0" w:type="dxa"/>
+              <w:right w:w="0" w:type="dxa"/>
+            </w:tcMar>
+            <w:vAlign w:val="center"/>
+          </w:tcPr>
+          <w:p>
+            <w:pPr>
+              <w:pStyle w:val="Normal"/>
+              <w:jc w:val="left"/>
+              <w:pBdr>
+                <w:bottom w:val="none" w:sz="0" w:space="0" w:color="000000"/>
+                <w:top w:val="none" w:sz="0" w:space="0" w:color="000000"/>
+                <w:left w:val="none" w:sz="0" w:space="0" w:color="000000"/>
+                <w:right w:val="none" w:sz="0" w:space="0" w:color="000000"/>
+              </w:pBdr>
+              <w:spacing w:after="100" w:before="100" w:line="240"/>
+              <w:ind w:left="100" w:right="100" w:firstLine="0" w:firstLineChars="0"/>
+              <w:rPr>
+                <w:rFonts w:ascii="Arial" w:hAnsi="Arial" w:eastAsia="Arial" w:cs="Arial"/>
+                <w:i w:val="false"/>
+                <w:b w:val="false"/>
+                <w:u w:val="none"/>
+                <w:sz w:val="18"/>
+                <w:szCs w:val="18"/>
+                <w:color w:val="000000"/>
+              </w:rPr>
+            </w:pPr>
+            <w:r>
+              <w:rPr>
+                <w:rFonts w:ascii="Arial" w:hAnsi="Arial" w:eastAsia="Arial" w:cs="Arial"/>
+                <w:i w:val="false"/>
+                <w:b w:val="false"/>
+                <w:u w:val="none"/>
+                <w:sz w:val="18"/>
+                <w:szCs w:val="18"/>
+                <w:color w:val="000000"/>
+              </w:rPr>
+              <w:t xml:space="preserve">9.00 [1.00, 32.00]</w:t>
             </w:r>
           </w:p>
         </w:tc>
@@ -4909,113 +4909,113 @@
                 <w:szCs w:val="18"/>
                 <w:color w:val="000000"/>
               </w:rPr>
-              <w:t xml:space="preserve">2.00 [0.00, 14.00]</w:t>
-            </w:r>
-          </w:p>
-        </w:tc>
-        <w:tc>
-          <w:tcPr>
-            <w:tcBorders>
-              <w:bottom w:val="single" w:sz="6" w:space="0" w:color="666666"/>
-              <w:top w:val="single" w:sz="6" w:space="0" w:color="666666"/>
-              <w:left w:val="none" w:sz="0" w:space="0" w:color="000000"/>
-              <w:right w:val="none" w:sz="0" w:space="0" w:color="000000"/>
-            </w:tcBorders>
-            <w:shd w:val="clear" w:color="auto" w:fill="FFFFFF"/>
-            <w:tcMar>
-              <w:top w:w="0" w:type="dxa"/>
-              <w:bottom w:w="0" w:type="dxa"/>
-              <w:left w:w="0" w:type="dxa"/>
-              <w:right w:w="0" w:type="dxa"/>
-            </w:tcMar>
-            <w:vAlign w:val="center"/>
-          </w:tcPr>
-          <w:p>
-            <w:pPr>
-              <w:pStyle w:val="Normal"/>
-              <w:jc w:val="left"/>
-              <w:pBdr>
-                <w:bottom w:val="none" w:sz="0" w:space="0" w:color="000000"/>
-                <w:top w:val="none" w:sz="0" w:space="0" w:color="000000"/>
-                <w:left w:val="none" w:sz="0" w:space="0" w:color="000000"/>
-                <w:right w:val="none" w:sz="0" w:space="0" w:color="000000"/>
-              </w:pBdr>
-              <w:spacing w:after="100" w:before="100" w:line="240"/>
-              <w:ind w:left="100" w:right="100" w:firstLine="0" w:firstLineChars="0"/>
-              <w:rPr>
-                <w:rFonts w:ascii="Arial" w:hAnsi="Arial" w:eastAsia="Arial" w:cs="Arial"/>
-                <w:i w:val="false"/>
-                <w:b w:val="false"/>
-                <w:u w:val="none"/>
-                <w:sz w:val="18"/>
-                <w:szCs w:val="18"/>
-                <w:color w:val="000000"/>
-              </w:rPr>
-            </w:pPr>
-            <w:r>
-              <w:rPr>
-                <w:rFonts w:ascii="Arial" w:hAnsi="Arial" w:eastAsia="Arial" w:cs="Arial"/>
-                <w:i w:val="false"/>
-                <w:b w:val="false"/>
-                <w:u w:val="none"/>
-                <w:sz w:val="18"/>
-                <w:szCs w:val="18"/>
-                <w:color w:val="000000"/>
-              </w:rPr>
-              <w:t xml:space="preserve">35.50 [10.75, 59.00]</w:t>
-            </w:r>
-          </w:p>
-        </w:tc>
-        <w:tc>
-          <w:tcPr>
-            <w:tcBorders>
-              <w:bottom w:val="single" w:sz="6" w:space="0" w:color="666666"/>
-              <w:top w:val="single" w:sz="6" w:space="0" w:color="666666"/>
-              <w:left w:val="none" w:sz="0" w:space="0" w:color="000000"/>
-              <w:right w:val="none" w:sz="0" w:space="0" w:color="000000"/>
-            </w:tcBorders>
-            <w:shd w:val="clear" w:color="auto" w:fill="FFFFFF"/>
-            <w:tcMar>
-              <w:top w:w="0" w:type="dxa"/>
-              <w:bottom w:w="0" w:type="dxa"/>
-              <w:left w:w="0" w:type="dxa"/>
-              <w:right w:w="0" w:type="dxa"/>
-            </w:tcMar>
-            <w:vAlign w:val="center"/>
-          </w:tcPr>
-          <w:p>
-            <w:pPr>
-              <w:pStyle w:val="Normal"/>
-              <w:jc w:val="left"/>
-              <w:pBdr>
-                <w:bottom w:val="none" w:sz="0" w:space="0" w:color="000000"/>
-                <w:top w:val="none" w:sz="0" w:space="0" w:color="000000"/>
-                <w:left w:val="none" w:sz="0" w:space="0" w:color="000000"/>
-                <w:right w:val="none" w:sz="0" w:space="0" w:color="000000"/>
-              </w:pBdr>
-              <w:spacing w:after="100" w:before="100" w:line="240"/>
-              <w:ind w:left="100" w:right="100" w:firstLine="0" w:firstLineChars="0"/>
-              <w:rPr>
-                <w:rFonts w:ascii="Arial" w:hAnsi="Arial" w:eastAsia="Arial" w:cs="Arial"/>
-                <w:i w:val="false"/>
-                <w:b w:val="false"/>
-                <w:u w:val="none"/>
-                <w:sz w:val="18"/>
-                <w:szCs w:val="18"/>
-                <w:color w:val="000000"/>
-              </w:rPr>
-            </w:pPr>
-            <w:r>
-              <w:rPr>
-                <w:rFonts w:ascii="Arial" w:hAnsi="Arial" w:eastAsia="Arial" w:cs="Arial"/>
-                <w:i w:val="false"/>
-                <w:b w:val="false"/>
-                <w:u w:val="none"/>
-                <w:sz w:val="18"/>
-                <w:szCs w:val="18"/>
-                <w:color w:val="000000"/>
-              </w:rPr>
-              <w:t xml:space="preserve">1.00 [0.00, 14.50]</w:t>
+              <w:t xml:space="preserve">2.00 [0.00, 14.50]</w:t>
+            </w:r>
+          </w:p>
+        </w:tc>
+        <w:tc>
+          <w:tcPr>
+            <w:tcBorders>
+              <w:bottom w:val="single" w:sz="6" w:space="0" w:color="666666"/>
+              <w:top w:val="single" w:sz="6" w:space="0" w:color="666666"/>
+              <w:left w:val="none" w:sz="0" w:space="0" w:color="000000"/>
+              <w:right w:val="none" w:sz="0" w:space="0" w:color="000000"/>
+            </w:tcBorders>
+            <w:shd w:val="clear" w:color="auto" w:fill="FFFFFF"/>
+            <w:tcMar>
+              <w:top w:w="0" w:type="dxa"/>
+              <w:bottom w:w="0" w:type="dxa"/>
+              <w:left w:w="0" w:type="dxa"/>
+              <w:right w:w="0" w:type="dxa"/>
+            </w:tcMar>
+            <w:vAlign w:val="center"/>
+          </w:tcPr>
+          <w:p>
+            <w:pPr>
+              <w:pStyle w:val="Normal"/>
+              <w:jc w:val="left"/>
+              <w:pBdr>
+                <w:bottom w:val="none" w:sz="0" w:space="0" w:color="000000"/>
+                <w:top w:val="none" w:sz="0" w:space="0" w:color="000000"/>
+                <w:left w:val="none" w:sz="0" w:space="0" w:color="000000"/>
+                <w:right w:val="none" w:sz="0" w:space="0" w:color="000000"/>
+              </w:pBdr>
+              <w:spacing w:after="100" w:before="100" w:line="240"/>
+              <w:ind w:left="100" w:right="100" w:firstLine="0" w:firstLineChars="0"/>
+              <w:rPr>
+                <w:rFonts w:ascii="Arial" w:hAnsi="Arial" w:eastAsia="Arial" w:cs="Arial"/>
+                <w:i w:val="false"/>
+                <w:b w:val="false"/>
+                <w:u w:val="none"/>
+                <w:sz w:val="18"/>
+                <w:szCs w:val="18"/>
+                <w:color w:val="000000"/>
+              </w:rPr>
+            </w:pPr>
+            <w:r>
+              <w:rPr>
+                <w:rFonts w:ascii="Arial" w:hAnsi="Arial" w:eastAsia="Arial" w:cs="Arial"/>
+                <w:i w:val="false"/>
+                <w:b w:val="false"/>
+                <w:u w:val="none"/>
+                <w:sz w:val="18"/>
+                <w:szCs w:val="18"/>
+                <w:color w:val="000000"/>
+              </w:rPr>
+              <w:t xml:space="preserve">35.50 [10.25, 59.00]</w:t>
+            </w:r>
+          </w:p>
+        </w:tc>
+        <w:tc>
+          <w:tcPr>
+            <w:tcBorders>
+              <w:bottom w:val="single" w:sz="6" w:space="0" w:color="666666"/>
+              <w:top w:val="single" w:sz="6" w:space="0" w:color="666666"/>
+              <w:left w:val="none" w:sz="0" w:space="0" w:color="000000"/>
+              <w:right w:val="none" w:sz="0" w:space="0" w:color="000000"/>
+            </w:tcBorders>
+            <w:shd w:val="clear" w:color="auto" w:fill="FFFFFF"/>
+            <w:tcMar>
+              <w:top w:w="0" w:type="dxa"/>
+              <w:bottom w:w="0" w:type="dxa"/>
+              <w:left w:w="0" w:type="dxa"/>
+              <w:right w:w="0" w:type="dxa"/>
+            </w:tcMar>
+            <w:vAlign w:val="center"/>
+          </w:tcPr>
+          <w:p>
+            <w:pPr>
+              <w:pStyle w:val="Normal"/>
+              <w:jc w:val="left"/>
+              <w:pBdr>
+                <w:bottom w:val="none" w:sz="0" w:space="0" w:color="000000"/>
+                <w:top w:val="none" w:sz="0" w:space="0" w:color="000000"/>
+                <w:left w:val="none" w:sz="0" w:space="0" w:color="000000"/>
+                <w:right w:val="none" w:sz="0" w:space="0" w:color="000000"/>
+              </w:pBdr>
+              <w:spacing w:after="100" w:before="100" w:line="240"/>
+              <w:ind w:left="100" w:right="100" w:firstLine="0" w:firstLineChars="0"/>
+              <w:rPr>
+                <w:rFonts w:ascii="Arial" w:hAnsi="Arial" w:eastAsia="Arial" w:cs="Arial"/>
+                <w:i w:val="false"/>
+                <w:b w:val="false"/>
+                <w:u w:val="none"/>
+                <w:sz w:val="18"/>
+                <w:szCs w:val="18"/>
+                <w:color w:val="000000"/>
+              </w:rPr>
+            </w:pPr>
+            <w:r>
+              <w:rPr>
+                <w:rFonts w:ascii="Arial" w:hAnsi="Arial" w:eastAsia="Arial" w:cs="Arial"/>
+                <w:i w:val="false"/>
+                <w:b w:val="false"/>
+                <w:u w:val="none"/>
+                <w:sz w:val="18"/>
+                <w:szCs w:val="18"/>
+                <w:color w:val="000000"/>
+              </w:rPr>
+              <w:t xml:space="preserve">1.00 [0.00, 16.00]</w:t>
             </w:r>
           </w:p>
         </w:tc>
@@ -5339,113 +5339,113 @@
                 <w:szCs w:val="18"/>
                 <w:color w:val="000000"/>
               </w:rPr>
-              <w:t xml:space="preserve">28.00 [7.00, 58.00]</w:t>
-            </w:r>
-          </w:p>
-        </w:tc>
-        <w:tc>
-          <w:tcPr>
-            <w:tcBorders>
-              <w:bottom w:val="single" w:sz="6" w:space="0" w:color="666666"/>
-              <w:top w:val="single" w:sz="6" w:space="0" w:color="666666"/>
-              <w:left w:val="none" w:sz="0" w:space="0" w:color="000000"/>
-              <w:right w:val="none" w:sz="0" w:space="0" w:color="000000"/>
-            </w:tcBorders>
-            <w:shd w:val="clear" w:color="auto" w:fill="FFFFFF"/>
-            <w:tcMar>
-              <w:top w:w="0" w:type="dxa"/>
-              <w:bottom w:w="0" w:type="dxa"/>
-              <w:left w:w="0" w:type="dxa"/>
-              <w:right w:w="0" w:type="dxa"/>
-            </w:tcMar>
-            <w:vAlign w:val="center"/>
-          </w:tcPr>
-          <w:p>
-            <w:pPr>
-              <w:pStyle w:val="Normal"/>
-              <w:jc w:val="left"/>
-              <w:pBdr>
-                <w:bottom w:val="none" w:sz="0" w:space="0" w:color="000000"/>
-                <w:top w:val="none" w:sz="0" w:space="0" w:color="000000"/>
-                <w:left w:val="none" w:sz="0" w:space="0" w:color="000000"/>
-                <w:right w:val="none" w:sz="0" w:space="0" w:color="000000"/>
-              </w:pBdr>
-              <w:spacing w:after="100" w:before="100" w:line="240"/>
-              <w:ind w:left="100" w:right="100" w:firstLine="0" w:firstLineChars="0"/>
-              <w:rPr>
-                <w:rFonts w:ascii="Arial" w:hAnsi="Arial" w:eastAsia="Arial" w:cs="Arial"/>
-                <w:i w:val="false"/>
-                <w:b w:val="false"/>
-                <w:u w:val="none"/>
-                <w:sz w:val="18"/>
-                <w:szCs w:val="18"/>
-                <w:color w:val="000000"/>
-              </w:rPr>
-            </w:pPr>
-            <w:r>
-              <w:rPr>
-                <w:rFonts w:ascii="Arial" w:hAnsi="Arial" w:eastAsia="Arial" w:cs="Arial"/>
-                <w:i w:val="false"/>
-                <w:b w:val="false"/>
-                <w:u w:val="none"/>
-                <w:sz w:val="18"/>
-                <w:szCs w:val="18"/>
-                <w:color w:val="000000"/>
-              </w:rPr>
-              <w:t xml:space="preserve">62.00 [44.00, 76.00]</w:t>
-            </w:r>
-          </w:p>
-        </w:tc>
-        <w:tc>
-          <w:tcPr>
-            <w:tcBorders>
-              <w:bottom w:val="single" w:sz="6" w:space="0" w:color="666666"/>
-              <w:top w:val="single" w:sz="6" w:space="0" w:color="666666"/>
-              <w:left w:val="none" w:sz="0" w:space="0" w:color="000000"/>
-              <w:right w:val="none" w:sz="0" w:space="0" w:color="000000"/>
-            </w:tcBorders>
-            <w:shd w:val="clear" w:color="auto" w:fill="FFFFFF"/>
-            <w:tcMar>
-              <w:top w:w="0" w:type="dxa"/>
-              <w:bottom w:w="0" w:type="dxa"/>
-              <w:left w:w="0" w:type="dxa"/>
-              <w:right w:w="0" w:type="dxa"/>
-            </w:tcMar>
-            <w:vAlign w:val="center"/>
-          </w:tcPr>
-          <w:p>
-            <w:pPr>
-              <w:pStyle w:val="Normal"/>
-              <w:jc w:val="left"/>
-              <w:pBdr>
-                <w:bottom w:val="none" w:sz="0" w:space="0" w:color="000000"/>
-                <w:top w:val="none" w:sz="0" w:space="0" w:color="000000"/>
-                <w:left w:val="none" w:sz="0" w:space="0" w:color="000000"/>
-                <w:right w:val="none" w:sz="0" w:space="0" w:color="000000"/>
-              </w:pBdr>
-              <w:spacing w:after="100" w:before="100" w:line="240"/>
-              <w:ind w:left="100" w:right="100" w:firstLine="0" w:firstLineChars="0"/>
-              <w:rPr>
-                <w:rFonts w:ascii="Arial" w:hAnsi="Arial" w:eastAsia="Arial" w:cs="Arial"/>
-                <w:i w:val="false"/>
-                <w:b w:val="false"/>
-                <w:u w:val="none"/>
-                <w:sz w:val="18"/>
-                <w:szCs w:val="18"/>
-                <w:color w:val="000000"/>
-              </w:rPr>
-            </w:pPr>
-            <w:r>
-              <w:rPr>
-                <w:rFonts w:ascii="Arial" w:hAnsi="Arial" w:eastAsia="Arial" w:cs="Arial"/>
-                <w:i w:val="false"/>
-                <w:b w:val="false"/>
-                <w:u w:val="none"/>
-                <w:sz w:val="18"/>
-                <w:szCs w:val="18"/>
-                <w:color w:val="000000"/>
-              </w:rPr>
-              <w:t xml:space="preserve">11.00 [1.00, 43.50]</w:t>
+              <w:t xml:space="preserve">30.00 [8.00, 59.00]</w:t>
+            </w:r>
+          </w:p>
+        </w:tc>
+        <w:tc>
+          <w:tcPr>
+            <w:tcBorders>
+              <w:bottom w:val="single" w:sz="6" w:space="0" w:color="666666"/>
+              <w:top w:val="single" w:sz="6" w:space="0" w:color="666666"/>
+              <w:left w:val="none" w:sz="0" w:space="0" w:color="000000"/>
+              <w:right w:val="none" w:sz="0" w:space="0" w:color="000000"/>
+            </w:tcBorders>
+            <w:shd w:val="clear" w:color="auto" w:fill="FFFFFF"/>
+            <w:tcMar>
+              <w:top w:w="0" w:type="dxa"/>
+              <w:bottom w:w="0" w:type="dxa"/>
+              <w:left w:w="0" w:type="dxa"/>
+              <w:right w:w="0" w:type="dxa"/>
+            </w:tcMar>
+            <w:vAlign w:val="center"/>
+          </w:tcPr>
+          <w:p>
+            <w:pPr>
+              <w:pStyle w:val="Normal"/>
+              <w:jc w:val="left"/>
+              <w:pBdr>
+                <w:bottom w:val="none" w:sz="0" w:space="0" w:color="000000"/>
+                <w:top w:val="none" w:sz="0" w:space="0" w:color="000000"/>
+                <w:left w:val="none" w:sz="0" w:space="0" w:color="000000"/>
+                <w:right w:val="none" w:sz="0" w:space="0" w:color="000000"/>
+              </w:pBdr>
+              <w:spacing w:after="100" w:before="100" w:line="240"/>
+              <w:ind w:left="100" w:right="100" w:firstLine="0" w:firstLineChars="0"/>
+              <w:rPr>
+                <w:rFonts w:ascii="Arial" w:hAnsi="Arial" w:eastAsia="Arial" w:cs="Arial"/>
+                <w:i w:val="false"/>
+                <w:b w:val="false"/>
+                <w:u w:val="none"/>
+                <w:sz w:val="18"/>
+                <w:szCs w:val="18"/>
+                <w:color w:val="000000"/>
+              </w:rPr>
+            </w:pPr>
+            <w:r>
+              <w:rPr>
+                <w:rFonts w:ascii="Arial" w:hAnsi="Arial" w:eastAsia="Arial" w:cs="Arial"/>
+                <w:i w:val="false"/>
+                <w:b w:val="false"/>
+                <w:u w:val="none"/>
+                <w:sz w:val="18"/>
+                <w:szCs w:val="18"/>
+                <w:color w:val="000000"/>
+              </w:rPr>
+              <w:t xml:space="preserve">62.00 [45.00, 76.00]</w:t>
+            </w:r>
+          </w:p>
+        </w:tc>
+        <w:tc>
+          <w:tcPr>
+            <w:tcBorders>
+              <w:bottom w:val="single" w:sz="6" w:space="0" w:color="666666"/>
+              <w:top w:val="single" w:sz="6" w:space="0" w:color="666666"/>
+              <w:left w:val="none" w:sz="0" w:space="0" w:color="000000"/>
+              <w:right w:val="none" w:sz="0" w:space="0" w:color="000000"/>
+            </w:tcBorders>
+            <w:shd w:val="clear" w:color="auto" w:fill="FFFFFF"/>
+            <w:tcMar>
+              <w:top w:w="0" w:type="dxa"/>
+              <w:bottom w:w="0" w:type="dxa"/>
+              <w:left w:w="0" w:type="dxa"/>
+              <w:right w:w="0" w:type="dxa"/>
+            </w:tcMar>
+            <w:vAlign w:val="center"/>
+          </w:tcPr>
+          <w:p>
+            <w:pPr>
+              <w:pStyle w:val="Normal"/>
+              <w:jc w:val="left"/>
+              <w:pBdr>
+                <w:bottom w:val="none" w:sz="0" w:space="0" w:color="000000"/>
+                <w:top w:val="none" w:sz="0" w:space="0" w:color="000000"/>
+                <w:left w:val="none" w:sz="0" w:space="0" w:color="000000"/>
+                <w:right w:val="none" w:sz="0" w:space="0" w:color="000000"/>
+              </w:pBdr>
+              <w:spacing w:after="100" w:before="100" w:line="240"/>
+              <w:ind w:left="100" w:right="100" w:firstLine="0" w:firstLineChars="0"/>
+              <w:rPr>
+                <w:rFonts w:ascii="Arial" w:hAnsi="Arial" w:eastAsia="Arial" w:cs="Arial"/>
+                <w:i w:val="false"/>
+                <w:b w:val="false"/>
+                <w:u w:val="none"/>
+                <w:sz w:val="18"/>
+                <w:szCs w:val="18"/>
+                <w:color w:val="000000"/>
+              </w:rPr>
+            </w:pPr>
+            <w:r>
+              <w:rPr>
+                <w:rFonts w:ascii="Arial" w:hAnsi="Arial" w:eastAsia="Arial" w:cs="Arial"/>
+                <w:i w:val="false"/>
+                <w:b w:val="false"/>
+                <w:u w:val="none"/>
+                <w:sz w:val="18"/>
+                <w:szCs w:val="18"/>
+                <w:color w:val="000000"/>
+              </w:rPr>
+              <w:t xml:space="preserve">11.50 [1.50, 48.75]</w:t>
             </w:r>
           </w:p>
         </w:tc>
@@ -5769,60 +5769,60 @@
                 <w:szCs w:val="18"/>
                 <w:color w:val="000000"/>
               </w:rPr>
-              <w:t xml:space="preserve">3 (1.2)</w:t>
-            </w:r>
-          </w:p>
-        </w:tc>
-        <w:tc>
-          <w:tcPr>
-            <w:tcBorders>
-              <w:bottom w:val="single" w:sz="6" w:space="0" w:color="666666"/>
-              <w:top w:val="single" w:sz="6" w:space="0" w:color="666666"/>
-              <w:left w:val="none" w:sz="0" w:space="0" w:color="000000"/>
-              <w:right w:val="none" w:sz="0" w:space="0" w:color="000000"/>
-            </w:tcBorders>
-            <w:shd w:val="clear" w:color="auto" w:fill="FFFFFF"/>
-            <w:tcMar>
-              <w:top w:w="0" w:type="dxa"/>
-              <w:bottom w:w="0" w:type="dxa"/>
-              <w:left w:w="0" w:type="dxa"/>
-              <w:right w:w="0" w:type="dxa"/>
-            </w:tcMar>
-            <w:vAlign w:val="center"/>
-          </w:tcPr>
-          <w:p>
-            <w:pPr>
-              <w:pStyle w:val="Normal"/>
-              <w:jc w:val="left"/>
-              <w:pBdr>
-                <w:bottom w:val="none" w:sz="0" w:space="0" w:color="000000"/>
-                <w:top w:val="none" w:sz="0" w:space="0" w:color="000000"/>
-                <w:left w:val="none" w:sz="0" w:space="0" w:color="000000"/>
-                <w:right w:val="none" w:sz="0" w:space="0" w:color="000000"/>
-              </w:pBdr>
-              <w:spacing w:after="100" w:before="100" w:line="240"/>
-              <w:ind w:left="100" w:right="100" w:firstLine="0" w:firstLineChars="0"/>
-              <w:rPr>
-                <w:rFonts w:ascii="Arial" w:hAnsi="Arial" w:eastAsia="Arial" w:cs="Arial"/>
-                <w:i w:val="false"/>
-                <w:b w:val="false"/>
-                <w:u w:val="none"/>
-                <w:sz w:val="18"/>
-                <w:szCs w:val="18"/>
-                <w:color w:val="000000"/>
-              </w:rPr>
-            </w:pPr>
-            <w:r>
-              <w:rPr>
-                <w:rFonts w:ascii="Arial" w:hAnsi="Arial" w:eastAsia="Arial" w:cs="Arial"/>
-                <w:i w:val="false"/>
-                <w:b w:val="false"/>
-                <w:u w:val="none"/>
-                <w:sz w:val="18"/>
-                <w:szCs w:val="18"/>
-                <w:color w:val="000000"/>
-              </w:rPr>
-              <w:t xml:space="preserve">3 (2.4)</w:t>
+              <w:t xml:space="preserve">3 (1.1)</w:t>
+            </w:r>
+          </w:p>
+        </w:tc>
+        <w:tc>
+          <w:tcPr>
+            <w:tcBorders>
+              <w:bottom w:val="single" w:sz="6" w:space="0" w:color="666666"/>
+              <w:top w:val="single" w:sz="6" w:space="0" w:color="666666"/>
+              <w:left w:val="none" w:sz="0" w:space="0" w:color="000000"/>
+              <w:right w:val="none" w:sz="0" w:space="0" w:color="000000"/>
+            </w:tcBorders>
+            <w:shd w:val="clear" w:color="auto" w:fill="FFFFFF"/>
+            <w:tcMar>
+              <w:top w:w="0" w:type="dxa"/>
+              <w:bottom w:w="0" w:type="dxa"/>
+              <w:left w:w="0" w:type="dxa"/>
+              <w:right w:w="0" w:type="dxa"/>
+            </w:tcMar>
+            <w:vAlign w:val="center"/>
+          </w:tcPr>
+          <w:p>
+            <w:pPr>
+              <w:pStyle w:val="Normal"/>
+              <w:jc w:val="left"/>
+              <w:pBdr>
+                <w:bottom w:val="none" w:sz="0" w:space="0" w:color="000000"/>
+                <w:top w:val="none" w:sz="0" w:space="0" w:color="000000"/>
+                <w:left w:val="none" w:sz="0" w:space="0" w:color="000000"/>
+                <w:right w:val="none" w:sz="0" w:space="0" w:color="000000"/>
+              </w:pBdr>
+              <w:spacing w:after="100" w:before="100" w:line="240"/>
+              <w:ind w:left="100" w:right="100" w:firstLine="0" w:firstLineChars="0"/>
+              <w:rPr>
+                <w:rFonts w:ascii="Arial" w:hAnsi="Arial" w:eastAsia="Arial" w:cs="Arial"/>
+                <w:i w:val="false"/>
+                <w:b w:val="false"/>
+                <w:u w:val="none"/>
+                <w:sz w:val="18"/>
+                <w:szCs w:val="18"/>
+                <w:color w:val="000000"/>
+              </w:rPr>
+            </w:pPr>
+            <w:r>
+              <w:rPr>
+                <w:rFonts w:ascii="Arial" w:hAnsi="Arial" w:eastAsia="Arial" w:cs="Arial"/>
+                <w:i w:val="false"/>
+                <w:b w:val="false"/>
+                <w:u w:val="none"/>
+                <w:sz w:val="18"/>
+                <w:szCs w:val="18"/>
+                <w:color w:val="000000"/>
+              </w:rPr>
+              <w:t xml:space="preserve">3 (2.5)</w:t>
             </w:r>
           </w:p>
         </w:tc>
@@ -5928,7 +5928,7 @@
                 <w:szCs w:val="18"/>
                 <w:color w:val="000000"/>
               </w:rPr>
-              <w:t xml:space="preserve">0.299</w:t>
+              <w:t xml:space="preserve">0.277</w:t>
             </w:r>
           </w:p>
         </w:tc>
@@ -6034,7 +6034,7 @@
                 <w:szCs w:val="18"/>
                 <w:color w:val="000000"/>
               </w:rPr>
-              <w:t xml:space="preserve">0.642</w:t>
+              <w:t xml:space="preserve">0.583</w:t>
             </w:r>
           </w:p>
         </w:tc>
@@ -6199,7 +6199,7 @@
                 <w:szCs w:val="18"/>
                 <w:color w:val="000000"/>
               </w:rPr>
-              <w:t xml:space="preserve">2 (0.8)</w:t>
+              <w:t xml:space="preserve">2 (0.7)</w:t>
             </w:r>
           </w:p>
         </w:tc>
@@ -6305,7 +6305,7 @@
                 <w:szCs w:val="18"/>
                 <w:color w:val="000000"/>
               </w:rPr>
-              <w:t xml:space="preserve">2 (3.3)</w:t>
+              <w:t xml:space="preserve">2 (3.2)</w:t>
             </w:r>
           </w:p>
         </w:tc>
@@ -6629,113 +6629,113 @@
                 <w:szCs w:val="18"/>
                 <w:color w:val="000000"/>
               </w:rPr>
-              <w:t xml:space="preserve">254 (98.1)</w:t>
-            </w:r>
-          </w:p>
-        </w:tc>
-        <w:tc>
-          <w:tcPr>
-            <w:tcBorders>
-              <w:bottom w:val="single" w:sz="6" w:space="0" w:color="666666"/>
-              <w:top w:val="single" w:sz="6" w:space="0" w:color="666666"/>
-              <w:left w:val="none" w:sz="0" w:space="0" w:color="000000"/>
-              <w:right w:val="none" w:sz="0" w:space="0" w:color="000000"/>
-            </w:tcBorders>
-            <w:shd w:val="clear" w:color="auto" w:fill="FFFFFF"/>
-            <w:tcMar>
-              <w:top w:w="0" w:type="dxa"/>
-              <w:bottom w:w="0" w:type="dxa"/>
-              <w:left w:w="0" w:type="dxa"/>
-              <w:right w:w="0" w:type="dxa"/>
-            </w:tcMar>
-            <w:vAlign w:val="center"/>
-          </w:tcPr>
-          <w:p>
-            <w:pPr>
-              <w:pStyle w:val="Normal"/>
-              <w:jc w:val="left"/>
-              <w:pBdr>
-                <w:bottom w:val="none" w:sz="0" w:space="0" w:color="000000"/>
-                <w:top w:val="none" w:sz="0" w:space="0" w:color="000000"/>
-                <w:left w:val="none" w:sz="0" w:space="0" w:color="000000"/>
-                <w:right w:val="none" w:sz="0" w:space="0" w:color="000000"/>
-              </w:pBdr>
-              <w:spacing w:after="100" w:before="100" w:line="240"/>
-              <w:ind w:left="100" w:right="100" w:firstLine="0" w:firstLineChars="0"/>
-              <w:rPr>
-                <w:rFonts w:ascii="Arial" w:hAnsi="Arial" w:eastAsia="Arial" w:cs="Arial"/>
-                <w:i w:val="false"/>
-                <w:b w:val="false"/>
-                <w:u w:val="none"/>
-                <w:sz w:val="18"/>
-                <w:szCs w:val="18"/>
-                <w:color w:val="000000"/>
-              </w:rPr>
-            </w:pPr>
-            <w:r>
-              <w:rPr>
-                <w:rFonts w:ascii="Arial" w:hAnsi="Arial" w:eastAsia="Arial" w:cs="Arial"/>
-                <w:i w:val="false"/>
-                <w:b w:val="false"/>
-                <w:u w:val="none"/>
-                <w:sz w:val="18"/>
-                <w:szCs w:val="18"/>
-                <w:color w:val="000000"/>
-              </w:rPr>
-              <w:t xml:space="preserve">119 (96.7)</w:t>
-            </w:r>
-          </w:p>
-        </w:tc>
-        <w:tc>
-          <w:tcPr>
-            <w:tcBorders>
-              <w:bottom w:val="single" w:sz="6" w:space="0" w:color="666666"/>
-              <w:top w:val="single" w:sz="6" w:space="0" w:color="666666"/>
-              <w:left w:val="none" w:sz="0" w:space="0" w:color="000000"/>
-              <w:right w:val="none" w:sz="0" w:space="0" w:color="000000"/>
-            </w:tcBorders>
-            <w:shd w:val="clear" w:color="auto" w:fill="FFFFFF"/>
-            <w:tcMar>
-              <w:top w:w="0" w:type="dxa"/>
-              <w:bottom w:w="0" w:type="dxa"/>
-              <w:left w:w="0" w:type="dxa"/>
-              <w:right w:w="0" w:type="dxa"/>
-            </w:tcMar>
-            <w:vAlign w:val="center"/>
-          </w:tcPr>
-          <w:p>
-            <w:pPr>
-              <w:pStyle w:val="Normal"/>
-              <w:jc w:val="left"/>
-              <w:pBdr>
-                <w:bottom w:val="none" w:sz="0" w:space="0" w:color="000000"/>
-                <w:top w:val="none" w:sz="0" w:space="0" w:color="000000"/>
-                <w:left w:val="none" w:sz="0" w:space="0" w:color="000000"/>
-                <w:right w:val="none" w:sz="0" w:space="0" w:color="000000"/>
-              </w:pBdr>
-              <w:spacing w:after="100" w:before="100" w:line="240"/>
-              <w:ind w:left="100" w:right="100" w:firstLine="0" w:firstLineChars="0"/>
-              <w:rPr>
-                <w:rFonts w:ascii="Arial" w:hAnsi="Arial" w:eastAsia="Arial" w:cs="Arial"/>
-                <w:i w:val="false"/>
-                <w:b w:val="false"/>
-                <w:u w:val="none"/>
-                <w:sz w:val="18"/>
-                <w:szCs w:val="18"/>
-                <w:color w:val="000000"/>
-              </w:rPr>
-            </w:pPr>
-            <w:r>
-              <w:rPr>
-                <w:rFonts w:ascii="Arial" w:hAnsi="Arial" w:eastAsia="Arial" w:cs="Arial"/>
-                <w:i w:val="false"/>
-                <w:b w:val="false"/>
-                <w:u w:val="none"/>
-                <w:sz w:val="18"/>
-                <w:szCs w:val="18"/>
-                <w:color w:val="000000"/>
-              </w:rPr>
-              <w:t xml:space="preserve">59 (96.7)</w:t>
+              <w:t xml:space="preserve">268 (98.2)</w:t>
+            </w:r>
+          </w:p>
+        </w:tc>
+        <w:tc>
+          <w:tcPr>
+            <w:tcBorders>
+              <w:bottom w:val="single" w:sz="6" w:space="0" w:color="666666"/>
+              <w:top w:val="single" w:sz="6" w:space="0" w:color="666666"/>
+              <w:left w:val="none" w:sz="0" w:space="0" w:color="000000"/>
+              <w:right w:val="none" w:sz="0" w:space="0" w:color="000000"/>
+            </w:tcBorders>
+            <w:shd w:val="clear" w:color="auto" w:fill="FFFFFF"/>
+            <w:tcMar>
+              <w:top w:w="0" w:type="dxa"/>
+              <w:bottom w:w="0" w:type="dxa"/>
+              <w:left w:w="0" w:type="dxa"/>
+              <w:right w:w="0" w:type="dxa"/>
+            </w:tcMar>
+            <w:vAlign w:val="center"/>
+          </w:tcPr>
+          <w:p>
+            <w:pPr>
+              <w:pStyle w:val="Normal"/>
+              <w:jc w:val="left"/>
+              <w:pBdr>
+                <w:bottom w:val="none" w:sz="0" w:space="0" w:color="000000"/>
+                <w:top w:val="none" w:sz="0" w:space="0" w:color="000000"/>
+                <w:left w:val="none" w:sz="0" w:space="0" w:color="000000"/>
+                <w:right w:val="none" w:sz="0" w:space="0" w:color="000000"/>
+              </w:pBdr>
+              <w:spacing w:after="100" w:before="100" w:line="240"/>
+              <w:ind w:left="100" w:right="100" w:firstLine="0" w:firstLineChars="0"/>
+              <w:rPr>
+                <w:rFonts w:ascii="Arial" w:hAnsi="Arial" w:eastAsia="Arial" w:cs="Arial"/>
+                <w:i w:val="false"/>
+                <w:b w:val="false"/>
+                <w:u w:val="none"/>
+                <w:sz w:val="18"/>
+                <w:szCs w:val="18"/>
+                <w:color w:val="000000"/>
+              </w:rPr>
+            </w:pPr>
+            <w:r>
+              <w:rPr>
+                <w:rFonts w:ascii="Arial" w:hAnsi="Arial" w:eastAsia="Arial" w:cs="Arial"/>
+                <w:i w:val="false"/>
+                <w:b w:val="false"/>
+                <w:u w:val="none"/>
+                <w:sz w:val="18"/>
+                <w:szCs w:val="18"/>
+                <w:color w:val="000000"/>
+              </w:rPr>
+              <w:t xml:space="preserve">117 (96.7)</w:t>
+            </w:r>
+          </w:p>
+        </w:tc>
+        <w:tc>
+          <w:tcPr>
+            <w:tcBorders>
+              <w:bottom w:val="single" w:sz="6" w:space="0" w:color="666666"/>
+              <w:top w:val="single" w:sz="6" w:space="0" w:color="666666"/>
+              <w:left w:val="none" w:sz="0" w:space="0" w:color="000000"/>
+              <w:right w:val="none" w:sz="0" w:space="0" w:color="000000"/>
+            </w:tcBorders>
+            <w:shd w:val="clear" w:color="auto" w:fill="FFFFFF"/>
+            <w:tcMar>
+              <w:top w:w="0" w:type="dxa"/>
+              <w:bottom w:w="0" w:type="dxa"/>
+              <w:left w:w="0" w:type="dxa"/>
+              <w:right w:w="0" w:type="dxa"/>
+            </w:tcMar>
+            <w:vAlign w:val="center"/>
+          </w:tcPr>
+          <w:p>
+            <w:pPr>
+              <w:pStyle w:val="Normal"/>
+              <w:jc w:val="left"/>
+              <w:pBdr>
+                <w:bottom w:val="none" w:sz="0" w:space="0" w:color="000000"/>
+                <w:top w:val="none" w:sz="0" w:space="0" w:color="000000"/>
+                <w:left w:val="none" w:sz="0" w:space="0" w:color="000000"/>
+                <w:right w:val="none" w:sz="0" w:space="0" w:color="000000"/>
+              </w:pBdr>
+              <w:spacing w:after="100" w:before="100" w:line="240"/>
+              <w:ind w:left="100" w:right="100" w:firstLine="0" w:firstLineChars="0"/>
+              <w:rPr>
+                <w:rFonts w:ascii="Arial" w:hAnsi="Arial" w:eastAsia="Arial" w:cs="Arial"/>
+                <w:i w:val="false"/>
+                <w:b w:val="false"/>
+                <w:u w:val="none"/>
+                <w:sz w:val="18"/>
+                <w:szCs w:val="18"/>
+                <w:color w:val="000000"/>
+              </w:rPr>
+            </w:pPr>
+            <w:r>
+              <w:rPr>
+                <w:rFonts w:ascii="Arial" w:hAnsi="Arial" w:eastAsia="Arial" w:cs="Arial"/>
+                <w:i w:val="false"/>
+                <w:b w:val="false"/>
+                <w:u w:val="none"/>
+                <w:sz w:val="18"/>
+                <w:szCs w:val="18"/>
+                <w:color w:val="000000"/>
+              </w:rPr>
+              <w:t xml:space="preserve">61 (96.8)</w:t>
             </w:r>
           </w:p>
         </w:tc>
@@ -7112,113 +7112,113 @@
                 <w:szCs w:val="18"/>
                 <w:color w:val="000000"/>
               </w:rPr>
-              <w:t xml:space="preserve">80.00 [71.00, 90.00]</w:t>
-            </w:r>
-          </w:p>
-        </w:tc>
-        <w:tc>
-          <w:tcPr>
-            <w:tcBorders>
-              <w:bottom w:val="single" w:sz="6" w:space="0" w:color="666666"/>
-              <w:top w:val="single" w:sz="6" w:space="0" w:color="666666"/>
-              <w:left w:val="none" w:sz="0" w:space="0" w:color="000000"/>
-              <w:right w:val="none" w:sz="0" w:space="0" w:color="000000"/>
-            </w:tcBorders>
-            <w:shd w:val="clear" w:color="auto" w:fill="FFFFFF"/>
-            <w:tcMar>
-              <w:top w:w="0" w:type="dxa"/>
-              <w:bottom w:w="0" w:type="dxa"/>
-              <w:left w:w="0" w:type="dxa"/>
-              <w:right w:w="0" w:type="dxa"/>
-            </w:tcMar>
-            <w:vAlign w:val="center"/>
-          </w:tcPr>
-          <w:p>
-            <w:pPr>
-              <w:pStyle w:val="Normal"/>
-              <w:jc w:val="left"/>
-              <w:pBdr>
-                <w:bottom w:val="none" w:sz="0" w:space="0" w:color="000000"/>
-                <w:top w:val="none" w:sz="0" w:space="0" w:color="000000"/>
-                <w:left w:val="none" w:sz="0" w:space="0" w:color="000000"/>
-                <w:right w:val="none" w:sz="0" w:space="0" w:color="000000"/>
-              </w:pBdr>
-              <w:spacing w:after="100" w:before="100" w:line="240"/>
-              <w:ind w:left="100" w:right="100" w:firstLine="0" w:firstLineChars="0"/>
-              <w:rPr>
-                <w:rFonts w:ascii="Arial" w:hAnsi="Arial" w:eastAsia="Arial" w:cs="Arial"/>
-                <w:i w:val="false"/>
-                <w:b w:val="false"/>
-                <w:u w:val="none"/>
-                <w:sz w:val="18"/>
-                <w:szCs w:val="18"/>
-                <w:color w:val="000000"/>
-              </w:rPr>
-            </w:pPr>
-            <w:r>
-              <w:rPr>
-                <w:rFonts w:ascii="Arial" w:hAnsi="Arial" w:eastAsia="Arial" w:cs="Arial"/>
-                <w:i w:val="false"/>
-                <w:b w:val="false"/>
-                <w:u w:val="none"/>
-                <w:sz w:val="18"/>
-                <w:szCs w:val="18"/>
-                <w:color w:val="000000"/>
-              </w:rPr>
-              <w:t xml:space="preserve">76.00 [61.00, 88.50]</w:t>
-            </w:r>
-          </w:p>
-        </w:tc>
-        <w:tc>
-          <w:tcPr>
-            <w:tcBorders>
-              <w:bottom w:val="single" w:sz="6" w:space="0" w:color="666666"/>
-              <w:top w:val="single" w:sz="6" w:space="0" w:color="666666"/>
-              <w:left w:val="none" w:sz="0" w:space="0" w:color="000000"/>
-              <w:right w:val="none" w:sz="0" w:space="0" w:color="000000"/>
-            </w:tcBorders>
-            <w:shd w:val="clear" w:color="auto" w:fill="FFFFFF"/>
-            <w:tcMar>
-              <w:top w:w="0" w:type="dxa"/>
-              <w:bottom w:w="0" w:type="dxa"/>
-              <w:left w:w="0" w:type="dxa"/>
-              <w:right w:w="0" w:type="dxa"/>
-            </w:tcMar>
-            <w:vAlign w:val="center"/>
-          </w:tcPr>
-          <w:p>
-            <w:pPr>
-              <w:pStyle w:val="Normal"/>
-              <w:jc w:val="left"/>
-              <w:pBdr>
-                <w:bottom w:val="none" w:sz="0" w:space="0" w:color="000000"/>
-                <w:top w:val="none" w:sz="0" w:space="0" w:color="000000"/>
-                <w:left w:val="none" w:sz="0" w:space="0" w:color="000000"/>
-                <w:right w:val="none" w:sz="0" w:space="0" w:color="000000"/>
-              </w:pBdr>
-              <w:spacing w:after="100" w:before="100" w:line="240"/>
-              <w:ind w:left="100" w:right="100" w:firstLine="0" w:firstLineChars="0"/>
-              <w:rPr>
-                <w:rFonts w:ascii="Arial" w:hAnsi="Arial" w:eastAsia="Arial" w:cs="Arial"/>
-                <w:i w:val="false"/>
-                <w:b w:val="false"/>
-                <w:u w:val="none"/>
-                <w:sz w:val="18"/>
-                <w:szCs w:val="18"/>
-                <w:color w:val="000000"/>
-              </w:rPr>
-            </w:pPr>
-            <w:r>
-              <w:rPr>
-                <w:rFonts w:ascii="Arial" w:hAnsi="Arial" w:eastAsia="Arial" w:cs="Arial"/>
-                <w:i w:val="false"/>
-                <w:b w:val="false"/>
-                <w:u w:val="none"/>
-                <w:sz w:val="18"/>
-                <w:szCs w:val="18"/>
-                <w:color w:val="000000"/>
-              </w:rPr>
-              <w:t xml:space="preserve">0.215</w:t>
+              <w:t xml:space="preserve">80.00 [71.00, 90.25]</w:t>
+            </w:r>
+          </w:p>
+        </w:tc>
+        <w:tc>
+          <w:tcPr>
+            <w:tcBorders>
+              <w:bottom w:val="single" w:sz="6" w:space="0" w:color="666666"/>
+              <w:top w:val="single" w:sz="6" w:space="0" w:color="666666"/>
+              <w:left w:val="none" w:sz="0" w:space="0" w:color="000000"/>
+              <w:right w:val="none" w:sz="0" w:space="0" w:color="000000"/>
+            </w:tcBorders>
+            <w:shd w:val="clear" w:color="auto" w:fill="FFFFFF"/>
+            <w:tcMar>
+              <w:top w:w="0" w:type="dxa"/>
+              <w:bottom w:w="0" w:type="dxa"/>
+              <w:left w:w="0" w:type="dxa"/>
+              <w:right w:w="0" w:type="dxa"/>
+            </w:tcMar>
+            <w:vAlign w:val="center"/>
+          </w:tcPr>
+          <w:p>
+            <w:pPr>
+              <w:pStyle w:val="Normal"/>
+              <w:jc w:val="left"/>
+              <w:pBdr>
+                <w:bottom w:val="none" w:sz="0" w:space="0" w:color="000000"/>
+                <w:top w:val="none" w:sz="0" w:space="0" w:color="000000"/>
+                <w:left w:val="none" w:sz="0" w:space="0" w:color="000000"/>
+                <w:right w:val="none" w:sz="0" w:space="0" w:color="000000"/>
+              </w:pBdr>
+              <w:spacing w:after="100" w:before="100" w:line="240"/>
+              <w:ind w:left="100" w:right="100" w:firstLine="0" w:firstLineChars="0"/>
+              <w:rPr>
+                <w:rFonts w:ascii="Arial" w:hAnsi="Arial" w:eastAsia="Arial" w:cs="Arial"/>
+                <w:i w:val="false"/>
+                <w:b w:val="false"/>
+                <w:u w:val="none"/>
+                <w:sz w:val="18"/>
+                <w:szCs w:val="18"/>
+                <w:color w:val="000000"/>
+              </w:rPr>
+            </w:pPr>
+            <w:r>
+              <w:rPr>
+                <w:rFonts w:ascii="Arial" w:hAnsi="Arial" w:eastAsia="Arial" w:cs="Arial"/>
+                <w:i w:val="false"/>
+                <w:b w:val="false"/>
+                <w:u w:val="none"/>
+                <w:sz w:val="18"/>
+                <w:szCs w:val="18"/>
+                <w:color w:val="000000"/>
+              </w:rPr>
+              <w:t xml:space="preserve">76.00 [62.00, 88.00]</w:t>
+            </w:r>
+          </w:p>
+        </w:tc>
+        <w:tc>
+          <w:tcPr>
+            <w:tcBorders>
+              <w:bottom w:val="single" w:sz="6" w:space="0" w:color="666666"/>
+              <w:top w:val="single" w:sz="6" w:space="0" w:color="666666"/>
+              <w:left w:val="none" w:sz="0" w:space="0" w:color="000000"/>
+              <w:right w:val="none" w:sz="0" w:space="0" w:color="000000"/>
+            </w:tcBorders>
+            <w:shd w:val="clear" w:color="auto" w:fill="FFFFFF"/>
+            <w:tcMar>
+              <w:top w:w="0" w:type="dxa"/>
+              <w:bottom w:w="0" w:type="dxa"/>
+              <w:left w:w="0" w:type="dxa"/>
+              <w:right w:w="0" w:type="dxa"/>
+            </w:tcMar>
+            <w:vAlign w:val="center"/>
+          </w:tcPr>
+          <w:p>
+            <w:pPr>
+              <w:pStyle w:val="Normal"/>
+              <w:jc w:val="left"/>
+              <w:pBdr>
+                <w:bottom w:val="none" w:sz="0" w:space="0" w:color="000000"/>
+                <w:top w:val="none" w:sz="0" w:space="0" w:color="000000"/>
+                <w:left w:val="none" w:sz="0" w:space="0" w:color="000000"/>
+                <w:right w:val="none" w:sz="0" w:space="0" w:color="000000"/>
+              </w:pBdr>
+              <w:spacing w:after="100" w:before="100" w:line="240"/>
+              <w:ind w:left="100" w:right="100" w:firstLine="0" w:firstLineChars="0"/>
+              <w:rPr>
+                <w:rFonts w:ascii="Arial" w:hAnsi="Arial" w:eastAsia="Arial" w:cs="Arial"/>
+                <w:i w:val="false"/>
+                <w:b w:val="false"/>
+                <w:u w:val="none"/>
+                <w:sz w:val="18"/>
+                <w:szCs w:val="18"/>
+                <w:color w:val="000000"/>
+              </w:rPr>
+            </w:pPr>
+            <w:r>
+              <w:rPr>
+                <w:rFonts w:ascii="Arial" w:hAnsi="Arial" w:eastAsia="Arial" w:cs="Arial"/>
+                <w:i w:val="false"/>
+                <w:b w:val="false"/>
+                <w:u w:val="none"/>
+                <w:sz w:val="18"/>
+                <w:szCs w:val="18"/>
+                <w:color w:val="000000"/>
+              </w:rPr>
+              <w:t xml:space="preserve">0.200</w:t>
             </w:r>
           </w:p>
         </w:tc>
@@ -7324,7 +7324,7 @@
                 <w:szCs w:val="18"/>
                 <w:color w:val="000000"/>
               </w:rPr>
-              <w:t xml:space="preserve">0.531</w:t>
+              <w:t xml:space="preserve">0.425</w:t>
             </w:r>
           </w:p>
         </w:tc>
@@ -7489,166 +7489,166 @@
                 <w:szCs w:val="18"/>
                 <w:color w:val="000000"/>
               </w:rPr>
-              <w:t xml:space="preserve">215 (83.0)</w:t>
-            </w:r>
-          </w:p>
-        </w:tc>
-        <w:tc>
-          <w:tcPr>
-            <w:tcBorders>
-              <w:bottom w:val="single" w:sz="6" w:space="0" w:color="666666"/>
-              <w:top w:val="single" w:sz="6" w:space="0" w:color="666666"/>
-              <w:left w:val="none" w:sz="0" w:space="0" w:color="000000"/>
-              <w:right w:val="none" w:sz="0" w:space="0" w:color="000000"/>
-            </w:tcBorders>
-            <w:shd w:val="clear" w:color="auto" w:fill="FFFFFF"/>
-            <w:tcMar>
-              <w:top w:w="0" w:type="dxa"/>
-              <w:bottom w:w="0" w:type="dxa"/>
-              <w:left w:w="0" w:type="dxa"/>
-              <w:right w:w="0" w:type="dxa"/>
-            </w:tcMar>
-            <w:vAlign w:val="center"/>
-          </w:tcPr>
-          <w:p>
-            <w:pPr>
-              <w:pStyle w:val="Normal"/>
-              <w:jc w:val="left"/>
-              <w:pBdr>
-                <w:bottom w:val="none" w:sz="0" w:space="0" w:color="000000"/>
-                <w:top w:val="none" w:sz="0" w:space="0" w:color="000000"/>
-                <w:left w:val="none" w:sz="0" w:space="0" w:color="000000"/>
-                <w:right w:val="none" w:sz="0" w:space="0" w:color="000000"/>
-              </w:pBdr>
-              <w:spacing w:after="100" w:before="100" w:line="240"/>
-              <w:ind w:left="100" w:right="100" w:firstLine="0" w:firstLineChars="0"/>
-              <w:rPr>
-                <w:rFonts w:ascii="Arial" w:hAnsi="Arial" w:eastAsia="Arial" w:cs="Arial"/>
-                <w:i w:val="false"/>
-                <w:b w:val="false"/>
-                <w:u w:val="none"/>
-                <w:sz w:val="18"/>
-                <w:szCs w:val="18"/>
-                <w:color w:val="000000"/>
-              </w:rPr>
-            </w:pPr>
-            <w:r>
-              <w:rPr>
-                <w:rFonts w:ascii="Arial" w:hAnsi="Arial" w:eastAsia="Arial" w:cs="Arial"/>
-                <w:i w:val="false"/>
-                <w:b w:val="false"/>
-                <w:u w:val="none"/>
-                <w:sz w:val="18"/>
-                <w:szCs w:val="18"/>
-                <w:color w:val="000000"/>
-              </w:rPr>
-              <w:t xml:space="preserve">96 (78.0)</w:t>
-            </w:r>
-          </w:p>
-        </w:tc>
-        <w:tc>
-          <w:tcPr>
-            <w:tcBorders>
-              <w:bottom w:val="single" w:sz="6" w:space="0" w:color="666666"/>
-              <w:top w:val="single" w:sz="6" w:space="0" w:color="666666"/>
-              <w:left w:val="none" w:sz="0" w:space="0" w:color="000000"/>
-              <w:right w:val="none" w:sz="0" w:space="0" w:color="000000"/>
-            </w:tcBorders>
-            <w:shd w:val="clear" w:color="auto" w:fill="FFFFFF"/>
-            <w:tcMar>
-              <w:top w:w="0" w:type="dxa"/>
-              <w:bottom w:w="0" w:type="dxa"/>
-              <w:left w:w="0" w:type="dxa"/>
-              <w:right w:w="0" w:type="dxa"/>
-            </w:tcMar>
-            <w:vAlign w:val="center"/>
-          </w:tcPr>
-          <w:p>
-            <w:pPr>
-              <w:pStyle w:val="Normal"/>
-              <w:jc w:val="left"/>
-              <w:pBdr>
-                <w:bottom w:val="none" w:sz="0" w:space="0" w:color="000000"/>
-                <w:top w:val="none" w:sz="0" w:space="0" w:color="000000"/>
-                <w:left w:val="none" w:sz="0" w:space="0" w:color="000000"/>
-                <w:right w:val="none" w:sz="0" w:space="0" w:color="000000"/>
-              </w:pBdr>
-              <w:spacing w:after="100" w:before="100" w:line="240"/>
-              <w:ind w:left="100" w:right="100" w:firstLine="0" w:firstLineChars="0"/>
-              <w:rPr>
-                <w:rFonts w:ascii="Arial" w:hAnsi="Arial" w:eastAsia="Arial" w:cs="Arial"/>
-                <w:i w:val="false"/>
-                <w:b w:val="false"/>
-                <w:u w:val="none"/>
-                <w:sz w:val="18"/>
-                <w:szCs w:val="18"/>
-                <w:color w:val="000000"/>
-              </w:rPr>
-            </w:pPr>
-            <w:r>
-              <w:rPr>
-                <w:rFonts w:ascii="Arial" w:hAnsi="Arial" w:eastAsia="Arial" w:cs="Arial"/>
-                <w:i w:val="false"/>
-                <w:b w:val="false"/>
-                <w:u w:val="none"/>
-                <w:sz w:val="18"/>
-                <w:szCs w:val="18"/>
-                <w:color w:val="000000"/>
-              </w:rPr>
-              <w:t xml:space="preserve">45 (73.8)</w:t>
-            </w:r>
-          </w:p>
-        </w:tc>
-        <w:tc>
-          <w:tcPr>
-            <w:tcBorders>
-              <w:bottom w:val="single" w:sz="6" w:space="0" w:color="666666"/>
-              <w:top w:val="single" w:sz="6" w:space="0" w:color="666666"/>
-              <w:left w:val="none" w:sz="0" w:space="0" w:color="000000"/>
-              <w:right w:val="none" w:sz="0" w:space="0" w:color="000000"/>
-            </w:tcBorders>
-            <w:shd w:val="clear" w:color="auto" w:fill="FFFFFF"/>
-            <w:tcMar>
-              <w:top w:w="0" w:type="dxa"/>
-              <w:bottom w:w="0" w:type="dxa"/>
-              <w:left w:w="0" w:type="dxa"/>
-              <w:right w:w="0" w:type="dxa"/>
-            </w:tcMar>
-            <w:vAlign w:val="center"/>
-          </w:tcPr>
-          <w:p>
-            <w:pPr>
-              <w:pStyle w:val="Normal"/>
-              <w:jc w:val="left"/>
-              <w:pBdr>
-                <w:bottom w:val="none" w:sz="0" w:space="0" w:color="000000"/>
-                <w:top w:val="none" w:sz="0" w:space="0" w:color="000000"/>
-                <w:left w:val="none" w:sz="0" w:space="0" w:color="000000"/>
-                <w:right w:val="none" w:sz="0" w:space="0" w:color="000000"/>
-              </w:pBdr>
-              <w:spacing w:after="100" w:before="100" w:line="240"/>
-              <w:ind w:left="100" w:right="100" w:firstLine="0" w:firstLineChars="0"/>
-              <w:rPr>
-                <w:rFonts w:ascii="Arial" w:hAnsi="Arial" w:eastAsia="Arial" w:cs="Arial"/>
-                <w:i w:val="false"/>
-                <w:b w:val="false"/>
-                <w:u w:val="none"/>
-                <w:sz w:val="18"/>
-                <w:szCs w:val="18"/>
-                <w:color w:val="000000"/>
-              </w:rPr>
-            </w:pPr>
-            <w:r>
-              <w:rPr>
-                <w:rFonts w:ascii="Arial" w:hAnsi="Arial" w:eastAsia="Arial" w:cs="Arial"/>
-                <w:i w:val="false"/>
-                <w:b w:val="false"/>
-                <w:u w:val="none"/>
-                <w:sz w:val="18"/>
-                <w:szCs w:val="18"/>
-                <w:color w:val="000000"/>
-              </w:rPr>
-              <w:t xml:space="preserve">0.197</w:t>
+              <w:t xml:space="preserve">226 (82.8)</w:t>
+            </w:r>
+          </w:p>
+        </w:tc>
+        <w:tc>
+          <w:tcPr>
+            <w:tcBorders>
+              <w:bottom w:val="single" w:sz="6" w:space="0" w:color="666666"/>
+              <w:top w:val="single" w:sz="6" w:space="0" w:color="666666"/>
+              <w:left w:val="none" w:sz="0" w:space="0" w:color="000000"/>
+              <w:right w:val="none" w:sz="0" w:space="0" w:color="000000"/>
+            </w:tcBorders>
+            <w:shd w:val="clear" w:color="auto" w:fill="FFFFFF"/>
+            <w:tcMar>
+              <w:top w:w="0" w:type="dxa"/>
+              <w:bottom w:w="0" w:type="dxa"/>
+              <w:left w:w="0" w:type="dxa"/>
+              <w:right w:w="0" w:type="dxa"/>
+            </w:tcMar>
+            <w:vAlign w:val="center"/>
+          </w:tcPr>
+          <w:p>
+            <w:pPr>
+              <w:pStyle w:val="Normal"/>
+              <w:jc w:val="left"/>
+              <w:pBdr>
+                <w:bottom w:val="none" w:sz="0" w:space="0" w:color="000000"/>
+                <w:top w:val="none" w:sz="0" w:space="0" w:color="000000"/>
+                <w:left w:val="none" w:sz="0" w:space="0" w:color="000000"/>
+                <w:right w:val="none" w:sz="0" w:space="0" w:color="000000"/>
+              </w:pBdr>
+              <w:spacing w:after="100" w:before="100" w:line="240"/>
+              <w:ind w:left="100" w:right="100" w:firstLine="0" w:firstLineChars="0"/>
+              <w:rPr>
+                <w:rFonts w:ascii="Arial" w:hAnsi="Arial" w:eastAsia="Arial" w:cs="Arial"/>
+                <w:i w:val="false"/>
+                <w:b w:val="false"/>
+                <w:u w:val="none"/>
+                <w:sz w:val="18"/>
+                <w:szCs w:val="18"/>
+                <w:color w:val="000000"/>
+              </w:rPr>
+            </w:pPr>
+            <w:r>
+              <w:rPr>
+                <w:rFonts w:ascii="Arial" w:hAnsi="Arial" w:eastAsia="Arial" w:cs="Arial"/>
+                <w:i w:val="false"/>
+                <w:b w:val="false"/>
+                <w:u w:val="none"/>
+                <w:sz w:val="18"/>
+                <w:szCs w:val="18"/>
+                <w:color w:val="000000"/>
+              </w:rPr>
+              <w:t xml:space="preserve">94 (77.7)</w:t>
+            </w:r>
+          </w:p>
+        </w:tc>
+        <w:tc>
+          <w:tcPr>
+            <w:tcBorders>
+              <w:bottom w:val="single" w:sz="6" w:space="0" w:color="666666"/>
+              <w:top w:val="single" w:sz="6" w:space="0" w:color="666666"/>
+              <w:left w:val="none" w:sz="0" w:space="0" w:color="000000"/>
+              <w:right w:val="none" w:sz="0" w:space="0" w:color="000000"/>
+            </w:tcBorders>
+            <w:shd w:val="clear" w:color="auto" w:fill="FFFFFF"/>
+            <w:tcMar>
+              <w:top w:w="0" w:type="dxa"/>
+              <w:bottom w:w="0" w:type="dxa"/>
+              <w:left w:w="0" w:type="dxa"/>
+              <w:right w:w="0" w:type="dxa"/>
+            </w:tcMar>
+            <w:vAlign w:val="center"/>
+          </w:tcPr>
+          <w:p>
+            <w:pPr>
+              <w:pStyle w:val="Normal"/>
+              <w:jc w:val="left"/>
+              <w:pBdr>
+                <w:bottom w:val="none" w:sz="0" w:space="0" w:color="000000"/>
+                <w:top w:val="none" w:sz="0" w:space="0" w:color="000000"/>
+                <w:left w:val="none" w:sz="0" w:space="0" w:color="000000"/>
+                <w:right w:val="none" w:sz="0" w:space="0" w:color="000000"/>
+              </w:pBdr>
+              <w:spacing w:after="100" w:before="100" w:line="240"/>
+              <w:ind w:left="100" w:right="100" w:firstLine="0" w:firstLineChars="0"/>
+              <w:rPr>
+                <w:rFonts w:ascii="Arial" w:hAnsi="Arial" w:eastAsia="Arial" w:cs="Arial"/>
+                <w:i w:val="false"/>
+                <w:b w:val="false"/>
+                <w:u w:val="none"/>
+                <w:sz w:val="18"/>
+                <w:szCs w:val="18"/>
+                <w:color w:val="000000"/>
+              </w:rPr>
+            </w:pPr>
+            <w:r>
+              <w:rPr>
+                <w:rFonts w:ascii="Arial" w:hAnsi="Arial" w:eastAsia="Arial" w:cs="Arial"/>
+                <w:i w:val="false"/>
+                <w:b w:val="false"/>
+                <w:u w:val="none"/>
+                <w:sz w:val="18"/>
+                <w:szCs w:val="18"/>
+                <w:color w:val="000000"/>
+              </w:rPr>
+              <w:t xml:space="preserve">47 (74.6)</w:t>
+            </w:r>
+          </w:p>
+        </w:tc>
+        <w:tc>
+          <w:tcPr>
+            <w:tcBorders>
+              <w:bottom w:val="single" w:sz="6" w:space="0" w:color="666666"/>
+              <w:top w:val="single" w:sz="6" w:space="0" w:color="666666"/>
+              <w:left w:val="none" w:sz="0" w:space="0" w:color="000000"/>
+              <w:right w:val="none" w:sz="0" w:space="0" w:color="000000"/>
+            </w:tcBorders>
+            <w:shd w:val="clear" w:color="auto" w:fill="FFFFFF"/>
+            <w:tcMar>
+              <w:top w:w="0" w:type="dxa"/>
+              <w:bottom w:w="0" w:type="dxa"/>
+              <w:left w:w="0" w:type="dxa"/>
+              <w:right w:w="0" w:type="dxa"/>
+            </w:tcMar>
+            <w:vAlign w:val="center"/>
+          </w:tcPr>
+          <w:p>
+            <w:pPr>
+              <w:pStyle w:val="Normal"/>
+              <w:jc w:val="left"/>
+              <w:pBdr>
+                <w:bottom w:val="none" w:sz="0" w:space="0" w:color="000000"/>
+                <w:top w:val="none" w:sz="0" w:space="0" w:color="000000"/>
+                <w:left w:val="none" w:sz="0" w:space="0" w:color="000000"/>
+                <w:right w:val="none" w:sz="0" w:space="0" w:color="000000"/>
+              </w:pBdr>
+              <w:spacing w:after="100" w:before="100" w:line="240"/>
+              <w:ind w:left="100" w:right="100" w:firstLine="0" w:firstLineChars="0"/>
+              <w:rPr>
+                <w:rFonts w:ascii="Arial" w:hAnsi="Arial" w:eastAsia="Arial" w:cs="Arial"/>
+                <w:i w:val="false"/>
+                <w:b w:val="false"/>
+                <w:u w:val="none"/>
+                <w:sz w:val="18"/>
+                <w:szCs w:val="18"/>
+                <w:color w:val="000000"/>
+              </w:rPr>
+            </w:pPr>
+            <w:r>
+              <w:rPr>
+                <w:rFonts w:ascii="Arial" w:hAnsi="Arial" w:eastAsia="Arial" w:cs="Arial"/>
+                <w:i w:val="false"/>
+                <w:b w:val="false"/>
+                <w:u w:val="none"/>
+                <w:sz w:val="18"/>
+                <w:szCs w:val="18"/>
+                <w:color w:val="000000"/>
+              </w:rPr>
+              <w:t xml:space="preserve">0.237</w:t>
             </w:r>
           </w:p>
         </w:tc>
@@ -7754,7 +7754,7 @@
                 <w:szCs w:val="18"/>
                 <w:color w:val="000000"/>
               </w:rPr>
-              <w:t xml:space="preserve">0.306</w:t>
+              <w:t xml:space="preserve">0.291</w:t>
             </w:r>
           </w:p>
         </w:tc>
@@ -7919,7 +7919,7 @@
                 <w:szCs w:val="18"/>
                 <w:color w:val="000000"/>
               </w:rPr>
-              <w:t xml:space="preserve">44 (17.0)</w:t>
+              <w:t xml:space="preserve">47 (17.2)</w:t>
             </w:r>
           </w:p>
         </w:tc>
@@ -7972,7 +7972,7 @@
                 <w:szCs w:val="18"/>
                 <w:color w:val="000000"/>
               </w:rPr>
-              <w:t xml:space="preserve">27 (22.0)</w:t>
+              <w:t xml:space="preserve">27 (22.3)</w:t>
             </w:r>
           </w:p>
         </w:tc>
@@ -8025,7 +8025,7 @@
                 <w:szCs w:val="18"/>
                 <w:color w:val="000000"/>
               </w:rPr>
-              <w:t xml:space="preserve">16 (26.2)</w:t>
+              <w:t xml:space="preserve">16 (25.4)</w:t>
             </w:r>
           </w:p>
         </w:tc>
